--- a/docs/ResearchOne - Work Order P.docx
+++ b/docs/ResearchOne - Work Order P.docx
@@ -4,7 +4,6 @@
   <w:body>
     <w:p>
       <w:pPr>
-        <w:spacing w:after="0" w:line="240" w:lineRule="auto"/>
         <w:rPr>
           <w:b/>
           <w:bCs/>
@@ -12,6 +11,8 @@
           <w:szCs w:val="14"/>
         </w:rPr>
       </w:pPr>
+      <w:bookmarkStart w:id="0" w:name="_Toc228906731"/>
+      <w:bookmarkStart w:id="1" w:name="Xe9206673a0c19c55480fcf664d8a49da99cdced"/>
       <w:r>
         <w:rPr>
           <w:b/>
@@ -19,12 +20,12 @@
           <w:sz w:val="14"/>
           <w:szCs w:val="14"/>
         </w:rPr>
-        <w:t>Work Order O — Observability, logging, error states, and legal stubs</w:t>
+        <w:t>Work Order P — Production deployment hardening</w:t>
       </w:r>
+      <w:bookmarkEnd w:id="0"/>
     </w:p>
     <w:p>
       <w:pPr>
-        <w:spacing w:after="0" w:line="240" w:lineRule="auto"/>
         <w:rPr>
           <w:b/>
           <w:bCs/>
@@ -39,12 +40,11 @@
           <w:sz w:val="14"/>
           <w:szCs w:val="14"/>
         </w:rPr>
-        <w:t>Goal. Production-grade error handling, monitoring, real health checks, and the legal-page stubs that need lawyer review before launch.</w:t>
+        <w:t>Goal. Deploy to production with hardened configuration. Verify all launch-blocker items.</w:t>
       </w:r>
     </w:p>
     <w:p>
       <w:pPr>
-        <w:spacing w:after="0" w:line="240" w:lineRule="auto"/>
         <w:rPr>
           <w:b/>
           <w:bCs/>
@@ -59,16 +59,11 @@
           <w:sz w:val="14"/>
           <w:szCs w:val="14"/>
         </w:rPr>
-        <w:t>Pre-work — read first:</w:t>
+        <w:t>Pre-work: All previous work orders’ acceptance criteria, README’s Mode B topology, ResearchOne_Update_041626.pdf Phase 1 (SPA refresh fix).</w:t>
       </w:r>
     </w:p>
     <w:p>
       <w:pPr>
-        <w:numPr>
-          <w:ilvl w:val="0"/>
-          <w:numId w:val="85"/>
-        </w:numPr>
-        <w:spacing w:after="0" w:line="240" w:lineRule="auto"/>
         <w:rPr>
           <w:b/>
           <w:bCs/>
@@ -83,16 +78,15 @@
           <w:sz w:val="14"/>
           <w:szCs w:val="14"/>
         </w:rPr>
-        <w:t>ResearchOne_Update_041626.pdf — Phase 5 ("real system health") and Phase 2 ("research-run failure visibility") laid out the plan</w:t>
+        <w:t>Tasks:</w:t>
       </w:r>
     </w:p>
     <w:p>
       <w:pPr>
         <w:numPr>
           <w:ilvl w:val="0"/>
-          <w:numId w:val="85"/>
+          <w:numId w:val="93"/>
         </w:numPr>
-        <w:spacing w:after="0" w:line="240" w:lineRule="auto"/>
         <w:rPr>
           <w:b/>
           <w:bCs/>
@@ -107,16 +101,11 @@
           <w:sz w:val="14"/>
           <w:szCs w:val="14"/>
         </w:rPr>
-        <w:t>This report Section 8 (data handling for privacy disclosure)</w:t>
+        <w:t>Verify both vercel.json files have SPA rewrite. Per 041626 doc, fix added but only one file confirmed. Check root vercel.json AND frontend/vercel.json. Both must have:</w:t>
       </w:r>
     </w:p>
     <w:p>
       <w:pPr>
-        <w:numPr>
-          <w:ilvl w:val="0"/>
-          <w:numId w:val="85"/>
-        </w:numPr>
-        <w:spacing w:after="0" w:line="240" w:lineRule="auto"/>
         <w:rPr>
           <w:b/>
           <w:bCs/>
@@ -131,12 +120,15 @@
           <w:sz w:val="14"/>
           <w:szCs w:val="14"/>
         </w:rPr>
-        <w:t>This report Section 10 (observability stack)</w:t>
+        <w:t>{ "rewrites": [{ "source": "/(.*)", "destination": "/" }] }</w:t>
       </w:r>
     </w:p>
     <w:p>
       <w:pPr>
-        <w:spacing w:after="0" w:line="240" w:lineRule="auto"/>
+        <w:numPr>
+          <w:ilvl w:val="0"/>
+          <w:numId w:val="94"/>
+        </w:numPr>
         <w:rPr>
           <w:b/>
           <w:bCs/>
@@ -151,12 +143,15 @@
           <w:sz w:val="14"/>
           <w:szCs w:val="14"/>
         </w:rPr>
-        <w:t>Files to create:</w:t>
+        <w:t>Production environment variables. Provision all .env values: real Clerk keys, Stripe keys, OpenRouter key, BYOK encryption key, InTellMe ingestion token, SheerID program ID. Document in secure password manager — never commit.</w:t>
       </w:r>
     </w:p>
     <w:p>
       <w:pPr>
-        <w:spacing w:after="0" w:line="240" w:lineRule="auto"/>
+        <w:numPr>
+          <w:ilvl w:val="0"/>
+          <w:numId w:val="94"/>
+        </w:numPr>
         <w:rPr>
           <w:b/>
           <w:bCs/>
@@ -171,16 +166,15 @@
           <w:sz w:val="14"/>
           <w:szCs w:val="14"/>
         </w:rPr>
-        <w:t>Backend:</w:t>
+        <w:t>Database backups. Configure pg_basebackup + WAL archiving on Emma Postgres VM. Test restore. Document RPO/RTO.</w:t>
       </w:r>
     </w:p>
     <w:p>
       <w:pPr>
         <w:numPr>
           <w:ilvl w:val="0"/>
-          <w:numId w:val="86"/>
+          <w:numId w:val="94"/>
         </w:numPr>
-        <w:spacing w:after="0" w:line="240" w:lineRule="auto"/>
         <w:rPr>
           <w:b/>
           <w:bCs/>
@@ -195,12 +189,15 @@
           <w:sz w:val="14"/>
           <w:szCs w:val="14"/>
         </w:rPr>
-        <w:t>backend/src/api/health/index.ts — real /api/health and /api/health/ready per the 041626 doc:</w:t>
+        <w:t>Redis persistence. Enable AOF + RDB snapshots.</w:t>
       </w:r>
     </w:p>
     <w:p>
       <w:pPr>
-        <w:spacing w:after="0" w:line="240" w:lineRule="auto"/>
+        <w:numPr>
+          <w:ilvl w:val="0"/>
+          <w:numId w:val="94"/>
+        </w:numPr>
         <w:rPr>
           <w:b/>
           <w:bCs/>
@@ -215,12 +212,15 @@
           <w:sz w:val="14"/>
           <w:szCs w:val="14"/>
         </w:rPr>
-        <w:t>typescript</w:t>
+        <w:t>TLS configuration. Verify Nginx serves valid TLS certs (Let’s Encrypt auto-renew). HSTS header. TLS 1.2 minimum.</w:t>
       </w:r>
     </w:p>
     <w:p>
       <w:pPr>
-        <w:spacing w:after="0" w:line="240" w:lineRule="auto"/>
+        <w:numPr>
+          <w:ilvl w:val="0"/>
+          <w:numId w:val="94"/>
+        </w:numPr>
         <w:rPr>
           <w:b/>
           <w:bCs/>
@@ -235,12 +235,15 @@
           <w:sz w:val="14"/>
           <w:szCs w:val="14"/>
         </w:rPr>
-        <w:t>// /api/health/ready returns:</w:t>
+        <w:t>Rate limiting. Verify express-rate-limit per-endpoint (100 req/min most, 10 req/min auth, none on health).</w:t>
       </w:r>
     </w:p>
     <w:p>
       <w:pPr>
-        <w:spacing w:after="0" w:line="240" w:lineRule="auto"/>
+        <w:numPr>
+          <w:ilvl w:val="0"/>
+          <w:numId w:val="94"/>
+        </w:numPr>
         <w:rPr>
           <w:b/>
           <w:bCs/>
@@ -255,12 +258,15 @@
           <w:sz w:val="14"/>
           <w:szCs w:val="14"/>
         </w:rPr>
-        <w:t>// {</w:t>
+        <w:t>CORS. Restrict to https://researchone.io and https://www.researchone.io only. No wildcards.</w:t>
       </w:r>
     </w:p>
     <w:p>
       <w:pPr>
-        <w:spacing w:after="0" w:line="240" w:lineRule="auto"/>
+        <w:numPr>
+          <w:ilvl w:val="0"/>
+          <w:numId w:val="94"/>
+        </w:numPr>
         <w:rPr>
           <w:b/>
           <w:bCs/>
@@ -275,12 +281,15 @@
           <w:sz w:val="14"/>
           <w:szCs w:val="14"/>
         </w:rPr>
-        <w:t>//   status: 'ok' | 'degraded' | 'down',</w:t>
+        <w:t>CSP headers. Set Content-Security-Policy via Helmet, allowing Clerk, Stripe, InTellMe origins explicitly.</w:t>
       </w:r>
     </w:p>
     <w:p>
       <w:pPr>
-        <w:spacing w:after="0" w:line="240" w:lineRule="auto"/>
+        <w:numPr>
+          <w:ilvl w:val="0"/>
+          <w:numId w:val="94"/>
+        </w:numPr>
         <w:rPr>
           <w:b/>
           <w:bCs/>
@@ -295,12 +304,15 @@
           <w:sz w:val="14"/>
           <w:szCs w:val="14"/>
         </w:rPr>
-        <w:t>//   timestamp,</w:t>
+        <w:t>Stripe webhook URL. Confirm Stripe dashboard webhook points to https://api.researchone.io/api/webhooks/stripe and secret matches STRIPE_WEBHOOK_SECRET.</w:t>
       </w:r>
     </w:p>
     <w:p>
       <w:pPr>
-        <w:spacing w:after="0" w:line="240" w:lineRule="auto"/>
+        <w:numPr>
+          <w:ilvl w:val="0"/>
+          <w:numId w:val="94"/>
+        </w:numPr>
         <w:rPr>
           <w:b/>
           <w:bCs/>
@@ -315,12 +327,15 @@
           <w:sz w:val="14"/>
           <w:szCs w:val="14"/>
         </w:rPr>
-        <w:t>//   checks: {</w:t>
+        <w:t>DNS. researchone.io, www.researchone.io → Vercel; api.researchone.io → Emma runtime VM.</w:t>
       </w:r>
     </w:p>
     <w:p>
       <w:pPr>
-        <w:spacing w:after="0" w:line="240" w:lineRule="auto"/>
+        <w:numPr>
+          <w:ilvl w:val="0"/>
+          <w:numId w:val="94"/>
+        </w:numPr>
         <w:rPr>
           <w:b/>
           <w:bCs/>
@@ -335,9 +350,22 @@
           <w:sz w:val="14"/>
           <w:szCs w:val="14"/>
         </w:rPr>
-        <w:t xml:space="preserve">//     api: </w:t>
+        <w:t>Monitoring. Configure uptime monitoring on /api/health/ready. Sentry alerts on error rate spikes.</w:t>
       </w:r>
-      <w:proofErr w:type="gramStart"/>
+    </w:p>
+    <w:p>
+      <w:pPr>
+        <w:numPr>
+          <w:ilvl w:val="0"/>
+          <w:numId w:val="94"/>
+        </w:numPr>
+        <w:rPr>
+          <w:b/>
+          <w:bCs/>
+          <w:sz w:val="14"/>
+          <w:szCs w:val="14"/>
+        </w:rPr>
+      </w:pPr>
       <w:r>
         <w:rPr>
           <w:b/>
@@ -345,9 +373,18 @@
           <w:sz w:val="14"/>
           <w:szCs w:val="14"/>
         </w:rPr>
-        <w:t>{ ok</w:t>
+        <w:t>Smoke tests. End-to-end from production URL: sign up, top up wallet, run Standard report, verify report generates, verify wallet decrement, verify Pipeline B job enqueues.</w:t>
       </w:r>
-      <w:proofErr w:type="gramEnd"/>
+    </w:p>
+    <w:p>
+      <w:pPr>
+        <w:rPr>
+          <w:b/>
+          <w:bCs/>
+          <w:sz w:val="14"/>
+          <w:szCs w:val="14"/>
+        </w:rPr>
+      </w:pPr>
       <w:r>
         <w:rPr>
           <w:b/>
@@ -355,1052 +392,10 @@
           <w:sz w:val="14"/>
           <w:szCs w:val="14"/>
         </w:rPr>
-        <w:t xml:space="preserve">, </w:t>
-      </w:r>
-      <w:proofErr w:type="gramStart"/>
-      <w:r>
-        <w:rPr>
-          <w:b/>
-          <w:bCs/>
-          <w:sz w:val="14"/>
-          <w:szCs w:val="14"/>
-        </w:rPr>
-        <w:t>latencyMs }</w:t>
-      </w:r>
-      <w:proofErr w:type="gramEnd"/>
-      <w:r>
-        <w:rPr>
-          <w:b/>
-          <w:bCs/>
-          <w:sz w:val="14"/>
-          <w:szCs w:val="14"/>
-        </w:rPr>
-        <w:t>,</w:t>
+        <w:t>Acceptance criteria: - All 12 tasks completed and verified - Production smoke test passes - Lighthouse from production: Performance ≥80, Accessibility ≥95 - TLS Labs A+ rating on api.researchone.io</w:t>
       </w:r>
     </w:p>
-    <w:p>
-      <w:pPr>
-        <w:spacing w:after="0" w:line="240" w:lineRule="auto"/>
-        <w:rPr>
-          <w:b/>
-          <w:bCs/>
-          <w:sz w:val="14"/>
-          <w:szCs w:val="14"/>
-        </w:rPr>
-      </w:pPr>
-      <w:r>
-        <w:rPr>
-          <w:b/>
-          <w:bCs/>
-          <w:sz w:val="14"/>
-          <w:szCs w:val="14"/>
-        </w:rPr>
-        <w:t xml:space="preserve">//     db: </w:t>
-      </w:r>
-      <w:proofErr w:type="gramStart"/>
-      <w:r>
-        <w:rPr>
-          <w:b/>
-          <w:bCs/>
-          <w:sz w:val="14"/>
-          <w:szCs w:val="14"/>
-        </w:rPr>
-        <w:t>{ ok</w:t>
-      </w:r>
-      <w:proofErr w:type="gramEnd"/>
-      <w:r>
-        <w:rPr>
-          <w:b/>
-          <w:bCs/>
-          <w:sz w:val="14"/>
-          <w:szCs w:val="14"/>
-        </w:rPr>
-        <w:t xml:space="preserve">, </w:t>
-      </w:r>
-      <w:proofErr w:type="gramStart"/>
-      <w:r>
-        <w:rPr>
-          <w:b/>
-          <w:bCs/>
-          <w:sz w:val="14"/>
-          <w:szCs w:val="14"/>
-        </w:rPr>
-        <w:t>latencyMs }</w:t>
-      </w:r>
-      <w:proofErr w:type="gramEnd"/>
-      <w:r>
-        <w:rPr>
-          <w:b/>
-          <w:bCs/>
-          <w:sz w:val="14"/>
-          <w:szCs w:val="14"/>
-        </w:rPr>
-        <w:t>,</w:t>
-      </w:r>
-    </w:p>
-    <w:p>
-      <w:pPr>
-        <w:spacing w:after="0" w:line="240" w:lineRule="auto"/>
-        <w:rPr>
-          <w:b/>
-          <w:bCs/>
-          <w:sz w:val="14"/>
-          <w:szCs w:val="14"/>
-        </w:rPr>
-      </w:pPr>
-      <w:r>
-        <w:rPr>
-          <w:b/>
-          <w:bCs/>
-          <w:sz w:val="14"/>
-          <w:szCs w:val="14"/>
-        </w:rPr>
-        <w:t xml:space="preserve">//     redis: </w:t>
-      </w:r>
-      <w:proofErr w:type="gramStart"/>
-      <w:r>
-        <w:rPr>
-          <w:b/>
-          <w:bCs/>
-          <w:sz w:val="14"/>
-          <w:szCs w:val="14"/>
-        </w:rPr>
-        <w:t>{ ok</w:t>
-      </w:r>
-      <w:proofErr w:type="gramEnd"/>
-      <w:r>
-        <w:rPr>
-          <w:b/>
-          <w:bCs/>
-          <w:sz w:val="14"/>
-          <w:szCs w:val="14"/>
-        </w:rPr>
-        <w:t xml:space="preserve">, </w:t>
-      </w:r>
-      <w:proofErr w:type="gramStart"/>
-      <w:r>
-        <w:rPr>
-          <w:b/>
-          <w:bCs/>
-          <w:sz w:val="14"/>
-          <w:szCs w:val="14"/>
-        </w:rPr>
-        <w:t>latencyMs }</w:t>
-      </w:r>
-      <w:proofErr w:type="gramEnd"/>
-      <w:r>
-        <w:rPr>
-          <w:b/>
-          <w:bCs/>
-          <w:sz w:val="14"/>
-          <w:szCs w:val="14"/>
-        </w:rPr>
-        <w:t>,</w:t>
-      </w:r>
-    </w:p>
-    <w:p>
-      <w:pPr>
-        <w:spacing w:after="0" w:line="240" w:lineRule="auto"/>
-        <w:rPr>
-          <w:b/>
-          <w:bCs/>
-          <w:sz w:val="14"/>
-          <w:szCs w:val="14"/>
-        </w:rPr>
-      </w:pPr>
-      <w:r>
-        <w:rPr>
-          <w:b/>
-          <w:bCs/>
-          <w:sz w:val="14"/>
-          <w:szCs w:val="14"/>
-        </w:rPr>
-        <w:t xml:space="preserve">//     queue: </w:t>
-      </w:r>
-      <w:proofErr w:type="gramStart"/>
-      <w:r>
-        <w:rPr>
-          <w:b/>
-          <w:bCs/>
-          <w:sz w:val="14"/>
-          <w:szCs w:val="14"/>
-        </w:rPr>
-        <w:t>{ ok</w:t>
-      </w:r>
-      <w:proofErr w:type="gramEnd"/>
-      <w:r>
-        <w:rPr>
-          <w:b/>
-          <w:bCs/>
-          <w:sz w:val="14"/>
-          <w:szCs w:val="14"/>
-        </w:rPr>
-        <w:t xml:space="preserve">, </w:t>
-      </w:r>
-      <w:proofErr w:type="gramStart"/>
-      <w:r>
-        <w:rPr>
-          <w:b/>
-          <w:bCs/>
-          <w:sz w:val="14"/>
-          <w:szCs w:val="14"/>
-        </w:rPr>
-        <w:t>depth }</w:t>
-      </w:r>
-      <w:proofErr w:type="gramEnd"/>
-      <w:r>
-        <w:rPr>
-          <w:b/>
-          <w:bCs/>
-          <w:sz w:val="14"/>
-          <w:szCs w:val="14"/>
-        </w:rPr>
-        <w:t>,</w:t>
-      </w:r>
-    </w:p>
-    <w:p>
-      <w:pPr>
-        <w:spacing w:after="0" w:line="240" w:lineRule="auto"/>
-        <w:rPr>
-          <w:b/>
-          <w:bCs/>
-          <w:sz w:val="14"/>
-          <w:szCs w:val="14"/>
-        </w:rPr>
-      </w:pPr>
-      <w:r>
-        <w:rPr>
-          <w:b/>
-          <w:bCs/>
-          <w:sz w:val="14"/>
-          <w:szCs w:val="14"/>
-        </w:rPr>
-        <w:t xml:space="preserve">//     openrouter: </w:t>
-      </w:r>
-      <w:proofErr w:type="gramStart"/>
-      <w:r>
-        <w:rPr>
-          <w:b/>
-          <w:bCs/>
-          <w:sz w:val="14"/>
-          <w:szCs w:val="14"/>
-        </w:rPr>
-        <w:t>{ ok</w:t>
-      </w:r>
-      <w:proofErr w:type="gramEnd"/>
-      <w:r>
-        <w:rPr>
-          <w:b/>
-          <w:bCs/>
-          <w:sz w:val="14"/>
-          <w:szCs w:val="14"/>
-        </w:rPr>
-        <w:t xml:space="preserve">, </w:t>
-      </w:r>
-      <w:proofErr w:type="gramStart"/>
-      <w:r>
-        <w:rPr>
-          <w:b/>
-          <w:bCs/>
-          <w:sz w:val="14"/>
-          <w:szCs w:val="14"/>
-        </w:rPr>
-        <w:t>latencyMs }</w:t>
-      </w:r>
-      <w:proofErr w:type="gramEnd"/>
-      <w:r>
-        <w:rPr>
-          <w:b/>
-          <w:bCs/>
-          <w:sz w:val="14"/>
-          <w:szCs w:val="14"/>
-        </w:rPr>
-        <w:t>,</w:t>
-      </w:r>
-    </w:p>
-    <w:p>
-      <w:pPr>
-        <w:spacing w:after="0" w:line="240" w:lineRule="auto"/>
-        <w:rPr>
-          <w:b/>
-          <w:bCs/>
-          <w:sz w:val="14"/>
-          <w:szCs w:val="14"/>
-        </w:rPr>
-      </w:pPr>
-      <w:r>
-        <w:rPr>
-          <w:b/>
-          <w:bCs/>
-          <w:sz w:val="14"/>
-          <w:szCs w:val="14"/>
-        </w:rPr>
-        <w:t xml:space="preserve">//     socket: </w:t>
-      </w:r>
-      <w:proofErr w:type="gramStart"/>
-      <w:r>
-        <w:rPr>
-          <w:b/>
-          <w:bCs/>
-          <w:sz w:val="14"/>
-          <w:szCs w:val="14"/>
-        </w:rPr>
-        <w:t>{ ok</w:t>
-      </w:r>
-      <w:proofErr w:type="gramEnd"/>
-      <w:r>
-        <w:rPr>
-          <w:b/>
-          <w:bCs/>
-          <w:sz w:val="14"/>
-          <w:szCs w:val="14"/>
-        </w:rPr>
-        <w:t xml:space="preserve"> },</w:t>
-      </w:r>
-    </w:p>
-    <w:p>
-      <w:pPr>
-        <w:spacing w:after="0" w:line="240" w:lineRule="auto"/>
-        <w:rPr>
-          <w:b/>
-          <w:bCs/>
-          <w:sz w:val="14"/>
-          <w:szCs w:val="14"/>
-        </w:rPr>
-      </w:pPr>
-      <w:r>
-        <w:rPr>
-          <w:b/>
-          <w:bCs/>
-          <w:sz w:val="14"/>
-          <w:szCs w:val="14"/>
-        </w:rPr>
-        <w:t xml:space="preserve">//     exports_dir: </w:t>
-      </w:r>
-      <w:proofErr w:type="gramStart"/>
-      <w:r>
-        <w:rPr>
-          <w:b/>
-          <w:bCs/>
-          <w:sz w:val="14"/>
-          <w:szCs w:val="14"/>
-        </w:rPr>
-        <w:t>{ ok</w:t>
-      </w:r>
-      <w:proofErr w:type="gramEnd"/>
-      <w:r>
-        <w:rPr>
-          <w:b/>
-          <w:bCs/>
-          <w:sz w:val="14"/>
-          <w:szCs w:val="14"/>
-        </w:rPr>
-        <w:t xml:space="preserve"> }</w:t>
-      </w:r>
-    </w:p>
-    <w:p>
-      <w:pPr>
-        <w:spacing w:after="0" w:line="240" w:lineRule="auto"/>
-        <w:rPr>
-          <w:b/>
-          <w:bCs/>
-          <w:sz w:val="14"/>
-          <w:szCs w:val="14"/>
-        </w:rPr>
-      </w:pPr>
-      <w:r>
-        <w:rPr>
-          <w:b/>
-          <w:bCs/>
-          <w:sz w:val="14"/>
-          <w:szCs w:val="14"/>
-        </w:rPr>
-        <w:t>//   }</w:t>
-      </w:r>
-    </w:p>
-    <w:p>
-      <w:pPr>
-        <w:spacing w:after="0" w:line="240" w:lineRule="auto"/>
-        <w:rPr>
-          <w:b/>
-          <w:bCs/>
-          <w:sz w:val="14"/>
-          <w:szCs w:val="14"/>
-        </w:rPr>
-      </w:pPr>
-      <w:r>
-        <w:rPr>
-          <w:b/>
-          <w:bCs/>
-          <w:sz w:val="14"/>
-          <w:szCs w:val="14"/>
-        </w:rPr>
-        <w:t>// }</w:t>
-      </w:r>
-    </w:p>
-    <w:p>
-      <w:pPr>
-        <w:numPr>
-          <w:ilvl w:val="0"/>
-          <w:numId w:val="87"/>
-        </w:numPr>
-        <w:spacing w:after="0" w:line="240" w:lineRule="auto"/>
-        <w:rPr>
-          <w:b/>
-          <w:bCs/>
-          <w:sz w:val="14"/>
-          <w:szCs w:val="14"/>
-        </w:rPr>
-      </w:pPr>
-      <w:r>
-        <w:rPr>
-          <w:b/>
-          <w:bCs/>
-          <w:sz w:val="14"/>
-          <w:szCs w:val="14"/>
-        </w:rPr>
-        <w:t>backend/src/middleware/errorHandler.ts — central error handler, structured Winston logging, sanitizes PII before logging</w:t>
-      </w:r>
-    </w:p>
-    <w:p>
-      <w:pPr>
-        <w:numPr>
-          <w:ilvl w:val="0"/>
-          <w:numId w:val="87"/>
-        </w:numPr>
-        <w:spacing w:after="0" w:line="240" w:lineRule="auto"/>
-        <w:rPr>
-          <w:b/>
-          <w:bCs/>
-          <w:sz w:val="14"/>
-          <w:szCs w:val="14"/>
-        </w:rPr>
-      </w:pPr>
-      <w:r>
-        <w:rPr>
-          <w:b/>
-          <w:bCs/>
-          <w:sz w:val="14"/>
-          <w:szCs w:val="14"/>
-        </w:rPr>
-        <w:t>backend/src/middleware/requestLogger.ts — every request gets a request ID logged with user ID (when authenticated), path, status, latency</w:t>
-      </w:r>
-    </w:p>
-    <w:p>
-      <w:pPr>
-        <w:numPr>
-          <w:ilvl w:val="0"/>
-          <w:numId w:val="87"/>
-        </w:numPr>
-        <w:spacing w:after="0" w:line="240" w:lineRule="auto"/>
-        <w:rPr>
-          <w:b/>
-          <w:bCs/>
-          <w:sz w:val="14"/>
-          <w:szCs w:val="14"/>
-        </w:rPr>
-      </w:pPr>
-      <w:r>
-        <w:rPr>
-          <w:b/>
-          <w:bCs/>
-          <w:sz w:val="14"/>
-          <w:szCs w:val="14"/>
-        </w:rPr>
-        <w:t>Sentry initialization in backend/src/index.ts and frontend/src/main.tsx</w:t>
-      </w:r>
-    </w:p>
-    <w:p>
-      <w:pPr>
-        <w:spacing w:after="0" w:line="240" w:lineRule="auto"/>
-        <w:rPr>
-          <w:b/>
-          <w:bCs/>
-          <w:sz w:val="14"/>
-          <w:szCs w:val="14"/>
-        </w:rPr>
-      </w:pPr>
-      <w:r>
-        <w:rPr>
-          <w:b/>
-          <w:bCs/>
-          <w:sz w:val="14"/>
-          <w:szCs w:val="14"/>
-        </w:rPr>
-        <w:t>Frontend:</w:t>
-      </w:r>
-    </w:p>
-    <w:p>
-      <w:pPr>
-        <w:numPr>
-          <w:ilvl w:val="0"/>
-          <w:numId w:val="88"/>
-        </w:numPr>
-        <w:spacing w:after="0" w:line="240" w:lineRule="auto"/>
-        <w:rPr>
-          <w:b/>
-          <w:bCs/>
-          <w:sz w:val="14"/>
-          <w:szCs w:val="14"/>
-        </w:rPr>
-      </w:pPr>
-      <w:r>
-        <w:rPr>
-          <w:b/>
-          <w:bCs/>
-          <w:sz w:val="14"/>
-          <w:szCs w:val="14"/>
-        </w:rPr>
-        <w:t>frontend/src/components/SystemHealthIndicator.tsx — replaces fake "System online" with real status from /api/health/ready</w:t>
-      </w:r>
-    </w:p>
-    <w:p>
-      <w:pPr>
-        <w:numPr>
-          <w:ilvl w:val="0"/>
-          <w:numId w:val="88"/>
-        </w:numPr>
-        <w:spacing w:after="0" w:line="240" w:lineRule="auto"/>
-        <w:rPr>
-          <w:b/>
-          <w:bCs/>
-          <w:sz w:val="14"/>
-          <w:szCs w:val="14"/>
-        </w:rPr>
-      </w:pPr>
-      <w:r>
-        <w:rPr>
-          <w:b/>
-          <w:bCs/>
-          <w:sz w:val="14"/>
-          <w:szCs w:val="14"/>
-        </w:rPr>
-        <w:t>frontend/src/components/ErrorBoundary.tsx — top-level React error boundary with Sentry integration</w:t>
-      </w:r>
-    </w:p>
-    <w:p>
-      <w:pPr>
-        <w:spacing w:after="0" w:line="240" w:lineRule="auto"/>
-        <w:rPr>
-          <w:b/>
-          <w:bCs/>
-          <w:sz w:val="14"/>
-          <w:szCs w:val="14"/>
-        </w:rPr>
-      </w:pPr>
-      <w:r>
-        <w:rPr>
-          <w:b/>
-          <w:bCs/>
-          <w:sz w:val="14"/>
-          <w:szCs w:val="14"/>
-        </w:rPr>
-        <w:t>Legal stubs (must be replaced with lawyer-reviewed text before launch):</w:t>
-      </w:r>
-    </w:p>
-    <w:p>
-      <w:pPr>
-        <w:numPr>
-          <w:ilvl w:val="0"/>
-          <w:numId w:val="89"/>
-        </w:numPr>
-        <w:spacing w:after="0" w:line="240" w:lineRule="auto"/>
-        <w:rPr>
-          <w:b/>
-          <w:bCs/>
-          <w:sz w:val="14"/>
-          <w:szCs w:val="14"/>
-        </w:rPr>
-      </w:pPr>
-      <w:r>
-        <w:rPr>
-          <w:b/>
-          <w:bCs/>
-          <w:sz w:val="14"/>
-          <w:szCs w:val="14"/>
-        </w:rPr>
-        <w:t>frontend/src/pages/TermsPage.tsx — Terms of Service stub. Cover: account responsibilities, payment terms, refund policy, acceptable use, limitation of liability, governing law, dispute resolution</w:t>
-      </w:r>
-    </w:p>
-    <w:p>
-      <w:pPr>
-        <w:numPr>
-          <w:ilvl w:val="0"/>
-          <w:numId w:val="89"/>
-        </w:numPr>
-        <w:spacing w:after="0" w:line="240" w:lineRule="auto"/>
-        <w:rPr>
-          <w:b/>
-          <w:bCs/>
-          <w:sz w:val="14"/>
-          <w:szCs w:val="14"/>
-        </w:rPr>
-      </w:pPr>
-      <w:r>
-        <w:rPr>
-          <w:b/>
-          <w:bCs/>
-          <w:sz w:val="14"/>
-          <w:szCs w:val="14"/>
-        </w:rPr>
-        <w:t>frontend/src/pages/PrivacyPage.tsx — Privacy Policy stub. Cover: data collected, how used, third parties (Clerk, Stripe, OpenRouter, InTellMe ingestion with full disclosure), retention, deletion rights, GDPR/CCPA, contact</w:t>
-      </w:r>
-    </w:p>
-    <w:p>
-      <w:pPr>
-        <w:numPr>
-          <w:ilvl w:val="0"/>
-          <w:numId w:val="89"/>
-        </w:numPr>
-        <w:spacing w:after="0" w:line="240" w:lineRule="auto"/>
-        <w:rPr>
-          <w:b/>
-          <w:bCs/>
-          <w:sz w:val="14"/>
-          <w:szCs w:val="14"/>
-        </w:rPr>
-      </w:pPr>
-      <w:r>
-        <w:rPr>
-          <w:b/>
-          <w:bCs/>
-          <w:sz w:val="14"/>
-          <w:szCs w:val="14"/>
-        </w:rPr>
-        <w:t>frontend/src/pages/AcceptableUsePage.tsx — AUP stub. Cover: prohibited uses (harassment, defamation, illegal activity, malicious research targeting individuals), enforcement, reporting</w:t>
-      </w:r>
-    </w:p>
-    <w:p>
-      <w:pPr>
-        <w:spacing w:after="0" w:line="240" w:lineRule="auto"/>
-        <w:rPr>
-          <w:b/>
-          <w:bCs/>
-          <w:sz w:val="14"/>
-          <w:szCs w:val="14"/>
-        </w:rPr>
-      </w:pPr>
-      <w:r>
-        <w:rPr>
-          <w:b/>
-          <w:bCs/>
-          <w:sz w:val="14"/>
-          <w:szCs w:val="14"/>
-        </w:rPr>
-        <w:t>Files to modify:</w:t>
-      </w:r>
-    </w:p>
-    <w:p>
-      <w:pPr>
-        <w:spacing w:after="0" w:line="240" w:lineRule="auto"/>
-        <w:rPr>
-          <w:b/>
-          <w:bCs/>
-          <w:sz w:val="14"/>
-          <w:szCs w:val="14"/>
-        </w:rPr>
-      </w:pPr>
-      <w:r>
-        <w:rPr>
-          <w:b/>
-          <w:bCs/>
-          <w:sz w:val="14"/>
-          <w:szCs w:val="14"/>
-        </w:rPr>
-        <w:t>backend/src/index.ts — wire request logger, error handler, Sentry. Mount health endpoints.</w:t>
-      </w:r>
-    </w:p>
-    <w:p>
-      <w:pPr>
-        <w:spacing w:after="0" w:line="240" w:lineRule="auto"/>
-        <w:rPr>
-          <w:b/>
-          <w:bCs/>
-          <w:sz w:val="14"/>
-          <w:szCs w:val="14"/>
-        </w:rPr>
-      </w:pPr>
-      <w:r>
-        <w:rPr>
-          <w:b/>
-          <w:bCs/>
-          <w:sz w:val="14"/>
-          <w:szCs w:val="14"/>
-        </w:rPr>
-        <w:t xml:space="preserve">Throughout the orchestrator — emit </w:t>
-      </w:r>
-      <w:proofErr w:type="gramStart"/>
-      <w:r>
-        <w:rPr>
-          <w:b/>
-          <w:bCs/>
-          <w:sz w:val="14"/>
-          <w:szCs w:val="14"/>
-        </w:rPr>
-        <w:t>research:failed</w:t>
-      </w:r>
-      <w:proofErr w:type="gramEnd"/>
-      <w:r>
-        <w:rPr>
-          <w:b/>
-          <w:bCs/>
-          <w:sz w:val="14"/>
-          <w:szCs w:val="14"/>
-        </w:rPr>
-        <w:t xml:space="preserve"> events with {runId, stage, percent, message, error, retryable} per the 041626 doc. Fix the "stuck at 5%" issue.</w:t>
-      </w:r>
-    </w:p>
-    <w:p>
-      <w:pPr>
-        <w:spacing w:after="0" w:line="240" w:lineRule="auto"/>
-        <w:rPr>
-          <w:b/>
-          <w:bCs/>
-          <w:sz w:val="14"/>
-          <w:szCs w:val="14"/>
-        </w:rPr>
-      </w:pPr>
-      <w:r>
-        <w:rPr>
-          <w:b/>
-          <w:bCs/>
-          <w:sz w:val="14"/>
-          <w:szCs w:val="14"/>
-        </w:rPr>
-        <w:t>Acceptance criteria:</w:t>
-      </w:r>
-    </w:p>
-    <w:p>
-      <w:pPr>
-        <w:numPr>
-          <w:ilvl w:val="0"/>
-          <w:numId w:val="90"/>
-        </w:numPr>
-        <w:spacing w:after="0" w:line="240" w:lineRule="auto"/>
-        <w:rPr>
-          <w:b/>
-          <w:bCs/>
-          <w:sz w:val="14"/>
-          <w:szCs w:val="14"/>
-        </w:rPr>
-      </w:pPr>
-      <w:r>
-        <w:rPr>
-          <w:b/>
-          <w:bCs/>
-          <w:sz w:val="14"/>
-          <w:szCs w:val="14"/>
-        </w:rPr>
-        <w:t>/api/health/ready returns real component status, fails health if any component fails</w:t>
-      </w:r>
-    </w:p>
-    <w:p>
-      <w:pPr>
-        <w:numPr>
-          <w:ilvl w:val="0"/>
-          <w:numId w:val="90"/>
-        </w:numPr>
-        <w:spacing w:after="0" w:line="240" w:lineRule="auto"/>
-        <w:rPr>
-          <w:b/>
-          <w:bCs/>
-          <w:sz w:val="14"/>
-          <w:szCs w:val="14"/>
-        </w:rPr>
-      </w:pPr>
-      <w:r>
-        <w:rPr>
-          <w:b/>
-          <w:bCs/>
-          <w:sz w:val="14"/>
-          <w:szCs w:val="14"/>
-        </w:rPr>
-        <w:t xml:space="preserve">A failed research run emits a </w:t>
-      </w:r>
-      <w:proofErr w:type="gramStart"/>
-      <w:r>
-        <w:rPr>
-          <w:b/>
-          <w:bCs/>
-          <w:sz w:val="14"/>
-          <w:szCs w:val="14"/>
-        </w:rPr>
-        <w:t>research:failed</w:t>
-      </w:r>
-      <w:proofErr w:type="gramEnd"/>
-      <w:r>
-        <w:rPr>
-          <w:b/>
-          <w:bCs/>
-          <w:sz w:val="14"/>
-          <w:szCs w:val="14"/>
-        </w:rPr>
-        <w:t xml:space="preserve"> socket event; frontend shows the failure with stage and reason; UI clears stuck progress bar</w:t>
-      </w:r>
-    </w:p>
-    <w:p>
-      <w:pPr>
-        <w:numPr>
-          <w:ilvl w:val="0"/>
-          <w:numId w:val="90"/>
-        </w:numPr>
-        <w:spacing w:after="0" w:line="240" w:lineRule="auto"/>
-        <w:rPr>
-          <w:b/>
-          <w:bCs/>
-          <w:sz w:val="14"/>
-          <w:szCs w:val="14"/>
-        </w:rPr>
-      </w:pPr>
-      <w:r>
-        <w:rPr>
-          <w:b/>
-          <w:bCs/>
-          <w:sz w:val="14"/>
-          <w:szCs w:val="14"/>
-        </w:rPr>
-        <w:t>Sentry captures unhandled errors in both frontend and backend</w:t>
-      </w:r>
-    </w:p>
-    <w:p>
-      <w:pPr>
-        <w:numPr>
-          <w:ilvl w:val="0"/>
-          <w:numId w:val="90"/>
-        </w:numPr>
-        <w:spacing w:after="0" w:line="240" w:lineRule="auto"/>
-        <w:rPr>
-          <w:b/>
-          <w:bCs/>
-          <w:sz w:val="14"/>
-          <w:szCs w:val="14"/>
-        </w:rPr>
-      </w:pPr>
-      <w:r>
-        <w:rPr>
-          <w:b/>
-          <w:bCs/>
-          <w:sz w:val="14"/>
-          <w:szCs w:val="14"/>
-        </w:rPr>
-        <w:t>Legal pages render with placeholder content and a clear "this is a draft pending legal review" banner that is removed only after lawyer sign-off</w:t>
-      </w:r>
-    </w:p>
-    <w:p>
-      <w:pPr>
-        <w:numPr>
-          <w:ilvl w:val="0"/>
-          <w:numId w:val="90"/>
-        </w:numPr>
-        <w:spacing w:after="0" w:line="240" w:lineRule="auto"/>
-        <w:rPr>
-          <w:b/>
-          <w:bCs/>
-          <w:sz w:val="14"/>
-          <w:szCs w:val="14"/>
-        </w:rPr>
-      </w:pPr>
-      <w:r>
-        <w:rPr>
-          <w:b/>
-          <w:bCs/>
-          <w:sz w:val="14"/>
-          <w:szCs w:val="14"/>
-        </w:rPr>
-        <w:t>PII is never logged (audit by grepping log output during a run)</w:t>
-      </w:r>
-    </w:p>
-    <w:p>
-      <w:pPr>
-        <w:numPr>
-          <w:ilvl w:val="0"/>
-          <w:numId w:val="90"/>
-        </w:numPr>
-        <w:spacing w:after="0" w:line="240" w:lineRule="auto"/>
-        <w:rPr>
-          <w:b/>
-          <w:bCs/>
-          <w:sz w:val="14"/>
-          <w:szCs w:val="14"/>
-        </w:rPr>
-      </w:pPr>
-      <w:r>
-        <w:rPr>
-          <w:b/>
-          <w:bCs/>
-          <w:sz w:val="14"/>
-          <w:szCs w:val="14"/>
-        </w:rPr>
-        <w:t>Per .cursor/rules/11-error-paths-and-logging.mdc, error paths preserve enough context to diagnose without losing the original error</w:t>
-      </w:r>
-    </w:p>
-    <w:p>
-      <w:pPr>
-        <w:spacing w:after="0" w:line="240" w:lineRule="auto"/>
-        <w:rPr>
-          <w:b/>
-          <w:bCs/>
-          <w:sz w:val="14"/>
-          <w:szCs w:val="14"/>
-        </w:rPr>
-      </w:pPr>
-      <w:r>
-        <w:rPr>
-          <w:b/>
-          <w:bCs/>
-          <w:sz w:val="14"/>
-          <w:szCs w:val="14"/>
-        </w:rPr>
-        <w:t>Tests required:</w:t>
-      </w:r>
-    </w:p>
-    <w:p>
-      <w:pPr>
-        <w:numPr>
-          <w:ilvl w:val="0"/>
-          <w:numId w:val="91"/>
-        </w:numPr>
-        <w:spacing w:after="0" w:line="240" w:lineRule="auto"/>
-        <w:rPr>
-          <w:b/>
-          <w:bCs/>
-          <w:sz w:val="14"/>
-          <w:szCs w:val="14"/>
-        </w:rPr>
-      </w:pPr>
-      <w:r>
-        <w:rPr>
-          <w:b/>
-          <w:bCs/>
-          <w:sz w:val="14"/>
-          <w:szCs w:val="14"/>
-        </w:rPr>
-        <w:t>Health endpoint returns degraded status when Redis is down</w:t>
-      </w:r>
-    </w:p>
-    <w:p>
-      <w:pPr>
-        <w:numPr>
-          <w:ilvl w:val="0"/>
-          <w:numId w:val="91"/>
-        </w:numPr>
-        <w:spacing w:after="0" w:line="240" w:lineRule="auto"/>
-        <w:rPr>
-          <w:b/>
-          <w:bCs/>
-          <w:sz w:val="14"/>
-          <w:szCs w:val="14"/>
-        </w:rPr>
-      </w:pPr>
-      <w:r>
-        <w:rPr>
-          <w:b/>
-          <w:bCs/>
-          <w:sz w:val="14"/>
-          <w:szCs w:val="14"/>
-        </w:rPr>
-        <w:t>Failed run scenario triggers correct event flow</w:t>
-      </w:r>
-    </w:p>
-    <w:p>
-      <w:pPr>
-        <w:numPr>
-          <w:ilvl w:val="0"/>
-          <w:numId w:val="91"/>
-        </w:numPr>
-        <w:spacing w:after="0" w:line="240" w:lineRule="auto"/>
-        <w:rPr>
-          <w:b/>
-          <w:bCs/>
-          <w:sz w:val="14"/>
-          <w:szCs w:val="14"/>
-        </w:rPr>
-      </w:pPr>
-      <w:r>
-        <w:rPr>
-          <w:b/>
-          <w:bCs/>
-          <w:sz w:val="14"/>
-          <w:szCs w:val="14"/>
-        </w:rPr>
-        <w:t>Error logging redacts emails, tokens, BYOK key fragments</w:t>
-      </w:r>
-    </w:p>
-    <w:p>
-      <w:pPr>
-        <w:spacing w:after="0" w:line="240" w:lineRule="auto"/>
-        <w:rPr>
-          <w:b/>
-          <w:bCs/>
-          <w:sz w:val="14"/>
-          <w:szCs w:val="14"/>
-        </w:rPr>
-      </w:pPr>
-      <w:r>
-        <w:rPr>
-          <w:b/>
-          <w:bCs/>
-          <w:sz w:val="14"/>
-          <w:szCs w:val="14"/>
-        </w:rPr>
-        <w:t xml:space="preserve">What </w:t>
-      </w:r>
-      <w:proofErr w:type="gramStart"/>
-      <w:r>
-        <w:rPr>
-          <w:b/>
-          <w:bCs/>
-          <w:sz w:val="14"/>
-          <w:szCs w:val="14"/>
-        </w:rPr>
-        <w:t>not to change.</w:t>
-      </w:r>
-      <w:proofErr w:type="gramEnd"/>
-    </w:p>
-    <w:p>
-      <w:pPr>
-        <w:numPr>
-          <w:ilvl w:val="0"/>
-          <w:numId w:val="92"/>
-        </w:numPr>
-        <w:spacing w:after="0" w:line="240" w:lineRule="auto"/>
-        <w:rPr>
-          <w:b/>
-          <w:bCs/>
-          <w:sz w:val="14"/>
-          <w:szCs w:val="14"/>
-        </w:rPr>
-      </w:pPr>
-      <w:r>
-        <w:rPr>
-          <w:b/>
-          <w:bCs/>
-          <w:sz w:val="14"/>
-          <w:szCs w:val="14"/>
-        </w:rPr>
-        <w:t>Research engine logic</w:t>
-      </w:r>
-    </w:p>
-    <w:p>
-      <w:pPr>
-        <w:spacing w:after="0" w:line="240" w:lineRule="auto"/>
-        <w:rPr>
-          <w:b/>
-          <w:bCs/>
-          <w:sz w:val="14"/>
-          <w:szCs w:val="14"/>
-        </w:rPr>
-      </w:pPr>
-      <w:r>
-        <w:rPr>
-          <w:b/>
-          <w:bCs/>
-          <w:sz w:val="14"/>
-          <w:szCs w:val="14"/>
-        </w:rPr>
-        <w:t>Manual follow-up. Schedule lawyer review of legal pages with $2.5–5K budget before public launch. This is a launch blocker.</w:t>
-      </w:r>
-    </w:p>
+    <w:bookmarkEnd w:id="1"/>
     <w:p/>
     <w:sectPr>
       <w:pgSz w:w="12240" w:h="20160" w:code="5"/>
@@ -1415,6 +410,178 @@
 <file path=word/numbering.xml><?xml version="1.0" encoding="utf-8"?>
 <w:numbering xmlns:wpc="http://schemas.microsoft.com/office/word/2010/wordprocessingCanvas" xmlns:cx="http://schemas.microsoft.com/office/drawing/2014/chartex" xmlns:cx1="http://schemas.microsoft.com/office/drawing/2015/9/8/chartex" xmlns:cx2="http://schemas.microsoft.com/office/drawing/2015/10/21/chartex" xmlns:cx3="http://schemas.microsoft.com/office/drawing/2016/5/9/chartex" xmlns:cx4="http://schemas.microsoft.com/office/drawing/2016/5/10/chartex" xmlns:cx5="http://schemas.microsoft.com/office/drawing/2016/5/11/chartex" xmlns:cx6="http://schemas.microsoft.com/office/drawing/2016/5/12/chartex" xmlns:cx7="http://schemas.microsoft.com/office/drawing/2016/5/13/chartex" xmlns:cx8="http://schemas.microsoft.com/office/drawing/2016/5/14/chartex" xmlns:mc="http://schemas.openxmlformats.org/markup-compatibility/2006" xmlns:aink="http://schemas.microsoft.com/office/drawing/2016/ink" xmlns:am3d="http://schemas.microsoft.com/office/drawing/2017/model3d" xmlns:o="urn:schemas-microsoft-com:office:office" xmlns:oel="http://schemas.microsoft.com/office/2019/extlst" xmlns:r="http://schemas.openxmlformats.org/officeDocument/2006/relationships" xmlns:m="http://schemas.openxmlformats.org/officeDocument/2006/math" xmlns:v="urn:schemas-microsoft-com:vml" xmlns:wp14="http://schemas.microsoft.com/office/word/2010/wordprocessingDrawing" xmlns:wp="http://schemas.openxmlformats.org/drawingml/2006/wordprocessingDrawing" xmlns:w10="urn:schemas-microsoft-com:office:word" xmlns:w="http://schemas.openxmlformats.org/wordprocessingml/2006/main" xmlns:w14="http://schemas.microsoft.com/office/word/2010/wordml" xmlns:w15="http://schemas.microsoft.com/office/word/2012/wordml" xmlns:w16cex="http://schemas.microsoft.com/office/word/2018/wordml/cex" xmlns:w16cid="http://schemas.microsoft.com/office/word/2016/wordml/cid" xmlns:w16="http://schemas.microsoft.com/office/word/2018/wordml" xmlns:w16du="http://schemas.microsoft.com/office/word/2023/wordml/word16du" xmlns:w16sdtdh="http://schemas.microsoft.com/office/word/2020/wordml/sdtdatahash" xmlns:w16sdtfl="http://schemas.microsoft.com/office/word/2024/wordml/sdtformatlock" xmlns:w16se="http://schemas.microsoft.com/office/word/2015/wordml/symex" xmlns:wpg="http://schemas.microsoft.com/office/word/2010/wordprocessingGroup" xmlns:wpi="http://schemas.microsoft.com/office/word/2010/wordprocessingInk" xmlns:wne="http://schemas.microsoft.com/office/word/2006/wordml" xmlns:wps="http://schemas.microsoft.com/office/word/2010/wordprocessingShape" mc:Ignorable="w14 w15 w16se w16cid w16 w16cex w16sdtdh w16sdtfl w16du wp14">
   <w:abstractNum w:abstractNumId="0" w15:restartNumberingAfterBreak="0">
+    <w:nsid w:val="00A99411"/>
+    <w:multiLevelType w:val="multilevel"/>
+    <w:tmpl w:val="892CDE6E"/>
+    <w:lvl w:ilvl="0">
+      <w:start w:val="1"/>
+      <w:numFmt w:val="decimal"/>
+      <w:lvlText w:val="%1."/>
+      <w:lvlJc w:val="left"/>
+      <w:pPr>
+        <w:ind w:left="720" w:hanging="480"/>
+      </w:pPr>
+    </w:lvl>
+    <w:lvl w:ilvl="1">
+      <w:start w:val="1"/>
+      <w:numFmt w:val="decimal"/>
+      <w:lvlText w:val="%2."/>
+      <w:lvlJc w:val="left"/>
+      <w:pPr>
+        <w:ind w:left="1440" w:hanging="480"/>
+      </w:pPr>
+    </w:lvl>
+    <w:lvl w:ilvl="2">
+      <w:start w:val="1"/>
+      <w:numFmt w:val="decimal"/>
+      <w:lvlText w:val="%3."/>
+      <w:lvlJc w:val="left"/>
+      <w:pPr>
+        <w:ind w:left="2160" w:hanging="480"/>
+      </w:pPr>
+    </w:lvl>
+    <w:lvl w:ilvl="3">
+      <w:start w:val="1"/>
+      <w:numFmt w:val="decimal"/>
+      <w:lvlText w:val="%4."/>
+      <w:lvlJc w:val="left"/>
+      <w:pPr>
+        <w:ind w:left="2880" w:hanging="480"/>
+      </w:pPr>
+    </w:lvl>
+    <w:lvl w:ilvl="4">
+      <w:start w:val="1"/>
+      <w:numFmt w:val="decimal"/>
+      <w:lvlText w:val="%5."/>
+      <w:lvlJc w:val="left"/>
+      <w:pPr>
+        <w:ind w:left="3600" w:hanging="480"/>
+      </w:pPr>
+    </w:lvl>
+    <w:lvl w:ilvl="5">
+      <w:start w:val="1"/>
+      <w:numFmt w:val="decimal"/>
+      <w:lvlText w:val="%6."/>
+      <w:lvlJc w:val="left"/>
+      <w:pPr>
+        <w:ind w:left="4320" w:hanging="480"/>
+      </w:pPr>
+    </w:lvl>
+    <w:lvl w:ilvl="6">
+      <w:start w:val="1"/>
+      <w:numFmt w:val="decimal"/>
+      <w:lvlText w:val="%7."/>
+      <w:lvlJc w:val="left"/>
+      <w:pPr>
+        <w:ind w:left="5040" w:hanging="480"/>
+      </w:pPr>
+    </w:lvl>
+    <w:lvl w:ilvl="7">
+      <w:start w:val="1"/>
+      <w:numFmt w:val="decimal"/>
+      <w:lvlText w:val="%8."/>
+      <w:lvlJc w:val="left"/>
+      <w:pPr>
+        <w:ind w:left="5760" w:hanging="480"/>
+      </w:pPr>
+    </w:lvl>
+    <w:lvl w:ilvl="8">
+      <w:start w:val="1"/>
+      <w:numFmt w:val="decimal"/>
+      <w:lvlText w:val="%9."/>
+      <w:lvlJc w:val="left"/>
+      <w:pPr>
+        <w:ind w:left="6480" w:hanging="480"/>
+      </w:pPr>
+    </w:lvl>
+  </w:abstractNum>
+  <w:abstractNum w:abstractNumId="1" w15:restartNumberingAfterBreak="0">
+    <w:nsid w:val="00A99412"/>
+    <w:multiLevelType w:val="multilevel"/>
+    <w:tmpl w:val="FE5CB2A0"/>
+    <w:lvl w:ilvl="0">
+      <w:start w:val="2"/>
+      <w:numFmt w:val="decimal"/>
+      <w:lvlText w:val="%1."/>
+      <w:lvlJc w:val="left"/>
+      <w:pPr>
+        <w:ind w:left="720" w:hanging="480"/>
+      </w:pPr>
+    </w:lvl>
+    <w:lvl w:ilvl="1">
+      <w:start w:val="2"/>
+      <w:numFmt w:val="decimal"/>
+      <w:lvlText w:val="%2."/>
+      <w:lvlJc w:val="left"/>
+      <w:pPr>
+        <w:ind w:left="1440" w:hanging="480"/>
+      </w:pPr>
+    </w:lvl>
+    <w:lvl w:ilvl="2">
+      <w:start w:val="2"/>
+      <w:numFmt w:val="decimal"/>
+      <w:lvlText w:val="%3."/>
+      <w:lvlJc w:val="left"/>
+      <w:pPr>
+        <w:ind w:left="2160" w:hanging="480"/>
+      </w:pPr>
+    </w:lvl>
+    <w:lvl w:ilvl="3">
+      <w:start w:val="2"/>
+      <w:numFmt w:val="decimal"/>
+      <w:lvlText w:val="%4."/>
+      <w:lvlJc w:val="left"/>
+      <w:pPr>
+        <w:ind w:left="2880" w:hanging="480"/>
+      </w:pPr>
+    </w:lvl>
+    <w:lvl w:ilvl="4">
+      <w:start w:val="2"/>
+      <w:numFmt w:val="decimal"/>
+      <w:lvlText w:val="%5."/>
+      <w:lvlJc w:val="left"/>
+      <w:pPr>
+        <w:ind w:left="3600" w:hanging="480"/>
+      </w:pPr>
+    </w:lvl>
+    <w:lvl w:ilvl="5">
+      <w:start w:val="2"/>
+      <w:numFmt w:val="decimal"/>
+      <w:lvlText w:val="%6."/>
+      <w:lvlJc w:val="left"/>
+      <w:pPr>
+        <w:ind w:left="4320" w:hanging="480"/>
+      </w:pPr>
+    </w:lvl>
+    <w:lvl w:ilvl="6">
+      <w:start w:val="2"/>
+      <w:numFmt w:val="decimal"/>
+      <w:lvlText w:val="%7."/>
+      <w:lvlJc w:val="left"/>
+      <w:pPr>
+        <w:ind w:left="5040" w:hanging="480"/>
+      </w:pPr>
+    </w:lvl>
+    <w:lvl w:ilvl="7">
+      <w:start w:val="2"/>
+      <w:numFmt w:val="decimal"/>
+      <w:lvlText w:val="%8."/>
+      <w:lvlJc w:val="left"/>
+      <w:pPr>
+        <w:ind w:left="5760" w:hanging="480"/>
+      </w:pPr>
+    </w:lvl>
+    <w:lvl w:ilvl="8">
+      <w:start w:val="2"/>
+      <w:numFmt w:val="decimal"/>
+      <w:lvlText w:val="%9."/>
+      <w:lvlJc w:val="left"/>
+      <w:pPr>
+        <w:ind w:left="6480" w:hanging="480"/>
+      </w:pPr>
+    </w:lvl>
+  </w:abstractNum>
+  <w:abstractNum w:abstractNumId="2" w15:restartNumberingAfterBreak="0">
     <w:nsid w:val="019559E7"/>
     <w:multiLevelType w:val="multilevel"/>
     <w:tmpl w:val="9244E620"/>
@@ -1563,7 +730,7 @@
       </w:rPr>
     </w:lvl>
   </w:abstractNum>
-  <w:abstractNum w:abstractNumId="1" w15:restartNumberingAfterBreak="0">
+  <w:abstractNum w:abstractNumId="3" w15:restartNumberingAfterBreak="0">
     <w:nsid w:val="021B05D3"/>
     <w:multiLevelType w:val="multilevel"/>
     <w:tmpl w:val="62F0E5FA"/>
@@ -1712,7 +879,7 @@
       </w:rPr>
     </w:lvl>
   </w:abstractNum>
-  <w:abstractNum w:abstractNumId="2" w15:restartNumberingAfterBreak="0">
+  <w:abstractNum w:abstractNumId="4" w15:restartNumberingAfterBreak="0">
     <w:nsid w:val="04333CE7"/>
     <w:multiLevelType w:val="multilevel"/>
     <w:tmpl w:val="7408D212"/>
@@ -1861,7 +1028,7 @@
       </w:rPr>
     </w:lvl>
   </w:abstractNum>
-  <w:abstractNum w:abstractNumId="3" w15:restartNumberingAfterBreak="0">
+  <w:abstractNum w:abstractNumId="5" w15:restartNumberingAfterBreak="0">
     <w:nsid w:val="071030E2"/>
     <w:multiLevelType w:val="multilevel"/>
     <w:tmpl w:val="FD6A757A"/>
@@ -2010,7 +1177,7 @@
       </w:rPr>
     </w:lvl>
   </w:abstractNum>
-  <w:abstractNum w:abstractNumId="4" w15:restartNumberingAfterBreak="0">
+  <w:abstractNum w:abstractNumId="6" w15:restartNumberingAfterBreak="0">
     <w:nsid w:val="074503C3"/>
     <w:multiLevelType w:val="multilevel"/>
     <w:tmpl w:val="DB8E5E62"/>
@@ -2159,7 +1326,7 @@
       </w:rPr>
     </w:lvl>
   </w:abstractNum>
-  <w:abstractNum w:abstractNumId="5" w15:restartNumberingAfterBreak="0">
+  <w:abstractNum w:abstractNumId="7" w15:restartNumberingAfterBreak="0">
     <w:nsid w:val="09B50C53"/>
     <w:multiLevelType w:val="multilevel"/>
     <w:tmpl w:val="0F2EBB20"/>
@@ -2308,7 +1475,7 @@
       </w:rPr>
     </w:lvl>
   </w:abstractNum>
-  <w:abstractNum w:abstractNumId="6" w15:restartNumberingAfterBreak="0">
+  <w:abstractNum w:abstractNumId="8" w15:restartNumberingAfterBreak="0">
     <w:nsid w:val="0CF36954"/>
     <w:multiLevelType w:val="multilevel"/>
     <w:tmpl w:val="0540E4B4"/>
@@ -2457,7 +1624,7 @@
       </w:rPr>
     </w:lvl>
   </w:abstractNum>
-  <w:abstractNum w:abstractNumId="7" w15:restartNumberingAfterBreak="0">
+  <w:abstractNum w:abstractNumId="9" w15:restartNumberingAfterBreak="0">
     <w:nsid w:val="0D9D7829"/>
     <w:multiLevelType w:val="multilevel"/>
     <w:tmpl w:val="28C2E868"/>
@@ -2606,7 +1773,7 @@
       </w:rPr>
     </w:lvl>
   </w:abstractNum>
-  <w:abstractNum w:abstractNumId="8" w15:restartNumberingAfterBreak="0">
+  <w:abstractNum w:abstractNumId="10" w15:restartNumberingAfterBreak="0">
     <w:nsid w:val="0EED424B"/>
     <w:multiLevelType w:val="multilevel"/>
     <w:tmpl w:val="D2D6DC82"/>
@@ -2755,7 +1922,7 @@
       </w:rPr>
     </w:lvl>
   </w:abstractNum>
-  <w:abstractNum w:abstractNumId="9" w15:restartNumberingAfterBreak="0">
+  <w:abstractNum w:abstractNumId="11" w15:restartNumberingAfterBreak="0">
     <w:nsid w:val="11D70FFF"/>
     <w:multiLevelType w:val="multilevel"/>
     <w:tmpl w:val="A55A0940"/>
@@ -2904,7 +2071,7 @@
       </w:rPr>
     </w:lvl>
   </w:abstractNum>
-  <w:abstractNum w:abstractNumId="10" w15:restartNumberingAfterBreak="0">
+  <w:abstractNum w:abstractNumId="12" w15:restartNumberingAfterBreak="0">
     <w:nsid w:val="12D80BE6"/>
     <w:multiLevelType w:val="multilevel"/>
     <w:tmpl w:val="504CE074"/>
@@ -3053,7 +2220,7 @@
       </w:rPr>
     </w:lvl>
   </w:abstractNum>
-  <w:abstractNum w:abstractNumId="11" w15:restartNumberingAfterBreak="0">
+  <w:abstractNum w:abstractNumId="13" w15:restartNumberingAfterBreak="0">
     <w:nsid w:val="154F29F9"/>
     <w:multiLevelType w:val="multilevel"/>
     <w:tmpl w:val="CF36F632"/>
@@ -3202,7 +2369,7 @@
       </w:rPr>
     </w:lvl>
   </w:abstractNum>
-  <w:abstractNum w:abstractNumId="12" w15:restartNumberingAfterBreak="0">
+  <w:abstractNum w:abstractNumId="14" w15:restartNumberingAfterBreak="0">
     <w:nsid w:val="176E0094"/>
     <w:multiLevelType w:val="multilevel"/>
     <w:tmpl w:val="C4F0B574"/>
@@ -3351,7 +2518,7 @@
       </w:rPr>
     </w:lvl>
   </w:abstractNum>
-  <w:abstractNum w:abstractNumId="13" w15:restartNumberingAfterBreak="0">
+  <w:abstractNum w:abstractNumId="15" w15:restartNumberingAfterBreak="0">
     <w:nsid w:val="18147F4A"/>
     <w:multiLevelType w:val="multilevel"/>
     <w:tmpl w:val="05EA243E"/>
@@ -3500,7 +2667,7 @@
       </w:rPr>
     </w:lvl>
   </w:abstractNum>
-  <w:abstractNum w:abstractNumId="14" w15:restartNumberingAfterBreak="0">
+  <w:abstractNum w:abstractNumId="16" w15:restartNumberingAfterBreak="0">
     <w:nsid w:val="1864576D"/>
     <w:multiLevelType w:val="multilevel"/>
     <w:tmpl w:val="7CC043B4"/>
@@ -3649,7 +2816,7 @@
       </w:rPr>
     </w:lvl>
   </w:abstractNum>
-  <w:abstractNum w:abstractNumId="15" w15:restartNumberingAfterBreak="0">
+  <w:abstractNum w:abstractNumId="17" w15:restartNumberingAfterBreak="0">
     <w:nsid w:val="18C73B32"/>
     <w:multiLevelType w:val="multilevel"/>
     <w:tmpl w:val="528C1A3C"/>
@@ -3798,7 +2965,7 @@
       </w:rPr>
     </w:lvl>
   </w:abstractNum>
-  <w:abstractNum w:abstractNumId="16" w15:restartNumberingAfterBreak="0">
+  <w:abstractNum w:abstractNumId="18" w15:restartNumberingAfterBreak="0">
     <w:nsid w:val="19E633BD"/>
     <w:multiLevelType w:val="multilevel"/>
     <w:tmpl w:val="34BC915C"/>
@@ -3947,7 +3114,7 @@
       </w:rPr>
     </w:lvl>
   </w:abstractNum>
-  <w:abstractNum w:abstractNumId="17" w15:restartNumberingAfterBreak="0">
+  <w:abstractNum w:abstractNumId="19" w15:restartNumberingAfterBreak="0">
     <w:nsid w:val="1B4D0A5A"/>
     <w:multiLevelType w:val="multilevel"/>
     <w:tmpl w:val="ACD26688"/>
@@ -4096,7 +3263,7 @@
       </w:rPr>
     </w:lvl>
   </w:abstractNum>
-  <w:abstractNum w:abstractNumId="18" w15:restartNumberingAfterBreak="0">
+  <w:abstractNum w:abstractNumId="20" w15:restartNumberingAfterBreak="0">
     <w:nsid w:val="1CEC32F0"/>
     <w:multiLevelType w:val="multilevel"/>
     <w:tmpl w:val="9BA0E244"/>
@@ -4245,7 +3412,7 @@
       </w:rPr>
     </w:lvl>
   </w:abstractNum>
-  <w:abstractNum w:abstractNumId="19" w15:restartNumberingAfterBreak="0">
+  <w:abstractNum w:abstractNumId="21" w15:restartNumberingAfterBreak="0">
     <w:nsid w:val="1DF91516"/>
     <w:multiLevelType w:val="multilevel"/>
     <w:tmpl w:val="4EEE850E"/>
@@ -4394,7 +3561,7 @@
       </w:rPr>
     </w:lvl>
   </w:abstractNum>
-  <w:abstractNum w:abstractNumId="20" w15:restartNumberingAfterBreak="0">
+  <w:abstractNum w:abstractNumId="22" w15:restartNumberingAfterBreak="0">
     <w:nsid w:val="1E031A17"/>
     <w:multiLevelType w:val="multilevel"/>
     <w:tmpl w:val="1BB2D1E0"/>
@@ -4543,7 +3710,7 @@
       </w:rPr>
     </w:lvl>
   </w:abstractNum>
-  <w:abstractNum w:abstractNumId="21" w15:restartNumberingAfterBreak="0">
+  <w:abstractNum w:abstractNumId="23" w15:restartNumberingAfterBreak="0">
     <w:nsid w:val="1FBE6A88"/>
     <w:multiLevelType w:val="multilevel"/>
     <w:tmpl w:val="589CB48C"/>
@@ -4692,7 +3859,7 @@
       </w:rPr>
     </w:lvl>
   </w:abstractNum>
-  <w:abstractNum w:abstractNumId="22" w15:restartNumberingAfterBreak="0">
+  <w:abstractNum w:abstractNumId="24" w15:restartNumberingAfterBreak="0">
     <w:nsid w:val="22EA2F75"/>
     <w:multiLevelType w:val="multilevel"/>
     <w:tmpl w:val="C23855A4"/>
@@ -4841,7 +4008,7 @@
       </w:rPr>
     </w:lvl>
   </w:abstractNum>
-  <w:abstractNum w:abstractNumId="23" w15:restartNumberingAfterBreak="0">
+  <w:abstractNum w:abstractNumId="25" w15:restartNumberingAfterBreak="0">
     <w:nsid w:val="23620EA9"/>
     <w:multiLevelType w:val="multilevel"/>
     <w:tmpl w:val="161A4996"/>
@@ -4990,7 +4157,7 @@
       </w:rPr>
     </w:lvl>
   </w:abstractNum>
-  <w:abstractNum w:abstractNumId="24" w15:restartNumberingAfterBreak="0">
+  <w:abstractNum w:abstractNumId="26" w15:restartNumberingAfterBreak="0">
     <w:nsid w:val="23F81775"/>
     <w:multiLevelType w:val="multilevel"/>
     <w:tmpl w:val="49C0B8D0"/>
@@ -5139,7 +4306,7 @@
       </w:rPr>
     </w:lvl>
   </w:abstractNum>
-  <w:abstractNum w:abstractNumId="25" w15:restartNumberingAfterBreak="0">
+  <w:abstractNum w:abstractNumId="27" w15:restartNumberingAfterBreak="0">
     <w:nsid w:val="24C01B1F"/>
     <w:multiLevelType w:val="multilevel"/>
     <w:tmpl w:val="364C5990"/>
@@ -5288,7 +4455,7 @@
       </w:rPr>
     </w:lvl>
   </w:abstractNum>
-  <w:abstractNum w:abstractNumId="26" w15:restartNumberingAfterBreak="0">
+  <w:abstractNum w:abstractNumId="28" w15:restartNumberingAfterBreak="0">
     <w:nsid w:val="26484057"/>
     <w:multiLevelType w:val="multilevel"/>
     <w:tmpl w:val="249A8EFC"/>
@@ -5437,7 +4604,7 @@
       </w:rPr>
     </w:lvl>
   </w:abstractNum>
-  <w:abstractNum w:abstractNumId="27" w15:restartNumberingAfterBreak="0">
+  <w:abstractNum w:abstractNumId="29" w15:restartNumberingAfterBreak="0">
     <w:nsid w:val="283B1EC2"/>
     <w:multiLevelType w:val="multilevel"/>
     <w:tmpl w:val="4718BA64"/>
@@ -5586,7 +4753,7 @@
       </w:rPr>
     </w:lvl>
   </w:abstractNum>
-  <w:abstractNum w:abstractNumId="28" w15:restartNumberingAfterBreak="0">
+  <w:abstractNum w:abstractNumId="30" w15:restartNumberingAfterBreak="0">
     <w:nsid w:val="2AEF5DA8"/>
     <w:multiLevelType w:val="multilevel"/>
     <w:tmpl w:val="A0B4BA3E"/>
@@ -5735,7 +4902,7 @@
       </w:rPr>
     </w:lvl>
   </w:abstractNum>
-  <w:abstractNum w:abstractNumId="29" w15:restartNumberingAfterBreak="0">
+  <w:abstractNum w:abstractNumId="31" w15:restartNumberingAfterBreak="0">
     <w:nsid w:val="2B0352F7"/>
     <w:multiLevelType w:val="multilevel"/>
     <w:tmpl w:val="16EA8778"/>
@@ -5884,7 +5051,7 @@
       </w:rPr>
     </w:lvl>
   </w:abstractNum>
-  <w:abstractNum w:abstractNumId="30" w15:restartNumberingAfterBreak="0">
+  <w:abstractNum w:abstractNumId="32" w15:restartNumberingAfterBreak="0">
     <w:nsid w:val="2B3F41A8"/>
     <w:multiLevelType w:val="multilevel"/>
     <w:tmpl w:val="1CDEE8FE"/>
@@ -6033,7 +5200,7 @@
       </w:rPr>
     </w:lvl>
   </w:abstractNum>
-  <w:abstractNum w:abstractNumId="31" w15:restartNumberingAfterBreak="0">
+  <w:abstractNum w:abstractNumId="33" w15:restartNumberingAfterBreak="0">
     <w:nsid w:val="2CD76A07"/>
     <w:multiLevelType w:val="multilevel"/>
     <w:tmpl w:val="CD2A3D44"/>
@@ -6182,7 +5349,7 @@
       </w:rPr>
     </w:lvl>
   </w:abstractNum>
-  <w:abstractNum w:abstractNumId="32" w15:restartNumberingAfterBreak="0">
+  <w:abstractNum w:abstractNumId="34" w15:restartNumberingAfterBreak="0">
     <w:nsid w:val="2EE65A2B"/>
     <w:multiLevelType w:val="multilevel"/>
     <w:tmpl w:val="C472D116"/>
@@ -6331,7 +5498,7 @@
       </w:rPr>
     </w:lvl>
   </w:abstractNum>
-  <w:abstractNum w:abstractNumId="33" w15:restartNumberingAfterBreak="0">
+  <w:abstractNum w:abstractNumId="35" w15:restartNumberingAfterBreak="0">
     <w:nsid w:val="30DB0149"/>
     <w:multiLevelType w:val="multilevel"/>
     <w:tmpl w:val="0046DE4C"/>
@@ -6480,7 +5647,7 @@
       </w:rPr>
     </w:lvl>
   </w:abstractNum>
-  <w:abstractNum w:abstractNumId="34" w15:restartNumberingAfterBreak="0">
+  <w:abstractNum w:abstractNumId="36" w15:restartNumberingAfterBreak="0">
     <w:nsid w:val="32C61770"/>
     <w:multiLevelType w:val="multilevel"/>
     <w:tmpl w:val="9FECB022"/>
@@ -6629,7 +5796,7 @@
       </w:rPr>
     </w:lvl>
   </w:abstractNum>
-  <w:abstractNum w:abstractNumId="35" w15:restartNumberingAfterBreak="0">
+  <w:abstractNum w:abstractNumId="37" w15:restartNumberingAfterBreak="0">
     <w:nsid w:val="33504C37"/>
     <w:multiLevelType w:val="multilevel"/>
     <w:tmpl w:val="1CD690E6"/>
@@ -6742,7 +5909,7 @@
       </w:pPr>
     </w:lvl>
   </w:abstractNum>
-  <w:abstractNum w:abstractNumId="36" w15:restartNumberingAfterBreak="0">
+  <w:abstractNum w:abstractNumId="38" w15:restartNumberingAfterBreak="0">
     <w:nsid w:val="37033AD5"/>
     <w:multiLevelType w:val="multilevel"/>
     <w:tmpl w:val="67082AE8"/>
@@ -6891,7 +6058,7 @@
       </w:rPr>
     </w:lvl>
   </w:abstractNum>
-  <w:abstractNum w:abstractNumId="37" w15:restartNumberingAfterBreak="0">
+  <w:abstractNum w:abstractNumId="39" w15:restartNumberingAfterBreak="0">
     <w:nsid w:val="377F44C5"/>
     <w:multiLevelType w:val="multilevel"/>
     <w:tmpl w:val="FC16A516"/>
@@ -7004,7 +6171,7 @@
       </w:pPr>
     </w:lvl>
   </w:abstractNum>
-  <w:abstractNum w:abstractNumId="38" w15:restartNumberingAfterBreak="0">
+  <w:abstractNum w:abstractNumId="40" w15:restartNumberingAfterBreak="0">
     <w:nsid w:val="3BD0624B"/>
     <w:multiLevelType w:val="multilevel"/>
     <w:tmpl w:val="230A9E7E"/>
@@ -7153,7 +6320,7 @@
       </w:rPr>
     </w:lvl>
   </w:abstractNum>
-  <w:abstractNum w:abstractNumId="39" w15:restartNumberingAfterBreak="0">
+  <w:abstractNum w:abstractNumId="41" w15:restartNumberingAfterBreak="0">
     <w:nsid w:val="3CA2407A"/>
     <w:multiLevelType w:val="multilevel"/>
     <w:tmpl w:val="85B4D402"/>
@@ -7302,7 +6469,7 @@
       </w:rPr>
     </w:lvl>
   </w:abstractNum>
-  <w:abstractNum w:abstractNumId="40" w15:restartNumberingAfterBreak="0">
+  <w:abstractNum w:abstractNumId="42" w15:restartNumberingAfterBreak="0">
     <w:nsid w:val="4055336B"/>
     <w:multiLevelType w:val="multilevel"/>
     <w:tmpl w:val="982C692C"/>
@@ -7451,7 +6618,7 @@
       </w:rPr>
     </w:lvl>
   </w:abstractNum>
-  <w:abstractNum w:abstractNumId="41" w15:restartNumberingAfterBreak="0">
+  <w:abstractNum w:abstractNumId="43" w15:restartNumberingAfterBreak="0">
     <w:nsid w:val="40943012"/>
     <w:multiLevelType w:val="multilevel"/>
     <w:tmpl w:val="C7B8862E"/>
@@ -7600,7 +6767,7 @@
       </w:rPr>
     </w:lvl>
   </w:abstractNum>
-  <w:abstractNum w:abstractNumId="42" w15:restartNumberingAfterBreak="0">
+  <w:abstractNum w:abstractNumId="44" w15:restartNumberingAfterBreak="0">
     <w:nsid w:val="409546B1"/>
     <w:multiLevelType w:val="multilevel"/>
     <w:tmpl w:val="7AD23922"/>
@@ -7749,7 +6916,7 @@
       </w:rPr>
     </w:lvl>
   </w:abstractNum>
-  <w:abstractNum w:abstractNumId="43" w15:restartNumberingAfterBreak="0">
+  <w:abstractNum w:abstractNumId="45" w15:restartNumberingAfterBreak="0">
     <w:nsid w:val="41603577"/>
     <w:multiLevelType w:val="multilevel"/>
     <w:tmpl w:val="C3D08FF6"/>
@@ -7898,7 +7065,7 @@
       </w:rPr>
     </w:lvl>
   </w:abstractNum>
-  <w:abstractNum w:abstractNumId="44" w15:restartNumberingAfterBreak="0">
+  <w:abstractNum w:abstractNumId="46" w15:restartNumberingAfterBreak="0">
     <w:nsid w:val="42992D54"/>
     <w:multiLevelType w:val="multilevel"/>
     <w:tmpl w:val="38BE31EE"/>
@@ -8047,7 +7214,7 @@
       </w:rPr>
     </w:lvl>
   </w:abstractNum>
-  <w:abstractNum w:abstractNumId="45" w15:restartNumberingAfterBreak="0">
+  <w:abstractNum w:abstractNumId="47" w15:restartNumberingAfterBreak="0">
     <w:nsid w:val="44E42CE5"/>
     <w:multiLevelType w:val="multilevel"/>
     <w:tmpl w:val="3620B8DA"/>
@@ -8196,7 +7363,7 @@
       </w:rPr>
     </w:lvl>
   </w:abstractNum>
-  <w:abstractNum w:abstractNumId="46" w15:restartNumberingAfterBreak="0">
+  <w:abstractNum w:abstractNumId="48" w15:restartNumberingAfterBreak="0">
     <w:nsid w:val="45767E68"/>
     <w:multiLevelType w:val="multilevel"/>
     <w:tmpl w:val="4A2CD5A0"/>
@@ -8345,7 +7512,7 @@
       </w:rPr>
     </w:lvl>
   </w:abstractNum>
-  <w:abstractNum w:abstractNumId="47" w15:restartNumberingAfterBreak="0">
+  <w:abstractNum w:abstractNumId="49" w15:restartNumberingAfterBreak="0">
     <w:nsid w:val="45CF55C6"/>
     <w:multiLevelType w:val="multilevel"/>
     <w:tmpl w:val="8F006D42"/>
@@ -8494,7 +7661,7 @@
       </w:rPr>
     </w:lvl>
   </w:abstractNum>
-  <w:abstractNum w:abstractNumId="48" w15:restartNumberingAfterBreak="0">
+  <w:abstractNum w:abstractNumId="50" w15:restartNumberingAfterBreak="0">
     <w:nsid w:val="46DE7BB8"/>
     <w:multiLevelType w:val="multilevel"/>
     <w:tmpl w:val="1A7685F0"/>
@@ -8643,7 +7810,7 @@
       </w:rPr>
     </w:lvl>
   </w:abstractNum>
-  <w:abstractNum w:abstractNumId="49" w15:restartNumberingAfterBreak="0">
+  <w:abstractNum w:abstractNumId="51" w15:restartNumberingAfterBreak="0">
     <w:nsid w:val="46E04D99"/>
     <w:multiLevelType w:val="multilevel"/>
     <w:tmpl w:val="3E4E88E6"/>
@@ -8792,7 +7959,7 @@
       </w:rPr>
     </w:lvl>
   </w:abstractNum>
-  <w:abstractNum w:abstractNumId="50" w15:restartNumberingAfterBreak="0">
+  <w:abstractNum w:abstractNumId="52" w15:restartNumberingAfterBreak="0">
     <w:nsid w:val="483313BE"/>
     <w:multiLevelType w:val="multilevel"/>
     <w:tmpl w:val="3C5E5F9C"/>
@@ -8941,7 +8108,7 @@
       </w:rPr>
     </w:lvl>
   </w:abstractNum>
-  <w:abstractNum w:abstractNumId="51" w15:restartNumberingAfterBreak="0">
+  <w:abstractNum w:abstractNumId="53" w15:restartNumberingAfterBreak="0">
     <w:nsid w:val="48664337"/>
     <w:multiLevelType w:val="multilevel"/>
     <w:tmpl w:val="A4C6B740"/>
@@ -9090,7 +8257,7 @@
       </w:rPr>
     </w:lvl>
   </w:abstractNum>
-  <w:abstractNum w:abstractNumId="52" w15:restartNumberingAfterBreak="0">
+  <w:abstractNum w:abstractNumId="54" w15:restartNumberingAfterBreak="0">
     <w:nsid w:val="489D7EFC"/>
     <w:multiLevelType w:val="multilevel"/>
     <w:tmpl w:val="AD7A950C"/>
@@ -9239,7 +8406,7 @@
       </w:rPr>
     </w:lvl>
   </w:abstractNum>
-  <w:abstractNum w:abstractNumId="53" w15:restartNumberingAfterBreak="0">
+  <w:abstractNum w:abstractNumId="55" w15:restartNumberingAfterBreak="0">
     <w:nsid w:val="4A5C7964"/>
     <w:multiLevelType w:val="multilevel"/>
     <w:tmpl w:val="7E02BAD6"/>
@@ -9388,7 +8555,7 @@
       </w:rPr>
     </w:lvl>
   </w:abstractNum>
-  <w:abstractNum w:abstractNumId="54" w15:restartNumberingAfterBreak="0">
+  <w:abstractNum w:abstractNumId="56" w15:restartNumberingAfterBreak="0">
     <w:nsid w:val="4C7F6565"/>
     <w:multiLevelType w:val="multilevel"/>
     <w:tmpl w:val="4378D422"/>
@@ -9537,7 +8704,7 @@
       </w:rPr>
     </w:lvl>
   </w:abstractNum>
-  <w:abstractNum w:abstractNumId="55" w15:restartNumberingAfterBreak="0">
+  <w:abstractNum w:abstractNumId="57" w15:restartNumberingAfterBreak="0">
     <w:nsid w:val="4CB451D4"/>
     <w:multiLevelType w:val="multilevel"/>
     <w:tmpl w:val="EAB0F586"/>
@@ -9686,7 +8853,7 @@
       </w:rPr>
     </w:lvl>
   </w:abstractNum>
-  <w:abstractNum w:abstractNumId="56" w15:restartNumberingAfterBreak="0">
+  <w:abstractNum w:abstractNumId="58" w15:restartNumberingAfterBreak="0">
     <w:nsid w:val="4DDA66E7"/>
     <w:multiLevelType w:val="multilevel"/>
     <w:tmpl w:val="DE8C3678"/>
@@ -9835,7 +9002,7 @@
       </w:rPr>
     </w:lvl>
   </w:abstractNum>
-  <w:abstractNum w:abstractNumId="57" w15:restartNumberingAfterBreak="0">
+  <w:abstractNum w:abstractNumId="59" w15:restartNumberingAfterBreak="0">
     <w:nsid w:val="4F274A8E"/>
     <w:multiLevelType w:val="multilevel"/>
     <w:tmpl w:val="EBCA2C0C"/>
@@ -9984,7 +9151,7 @@
       </w:rPr>
     </w:lvl>
   </w:abstractNum>
-  <w:abstractNum w:abstractNumId="58" w15:restartNumberingAfterBreak="0">
+  <w:abstractNum w:abstractNumId="60" w15:restartNumberingAfterBreak="0">
     <w:nsid w:val="4F2D3ED7"/>
     <w:multiLevelType w:val="multilevel"/>
     <w:tmpl w:val="FE769DD4"/>
@@ -10133,7 +9300,7 @@
       </w:rPr>
     </w:lvl>
   </w:abstractNum>
-  <w:abstractNum w:abstractNumId="59" w15:restartNumberingAfterBreak="0">
+  <w:abstractNum w:abstractNumId="61" w15:restartNumberingAfterBreak="0">
     <w:nsid w:val="4F7A4D55"/>
     <w:multiLevelType w:val="multilevel"/>
     <w:tmpl w:val="1A44F77E"/>
@@ -10282,7 +9449,7 @@
       </w:rPr>
     </w:lvl>
   </w:abstractNum>
-  <w:abstractNum w:abstractNumId="60" w15:restartNumberingAfterBreak="0">
+  <w:abstractNum w:abstractNumId="62" w15:restartNumberingAfterBreak="0">
     <w:nsid w:val="4FF65213"/>
     <w:multiLevelType w:val="multilevel"/>
     <w:tmpl w:val="CBB43116"/>
@@ -10431,7 +9598,7 @@
       </w:rPr>
     </w:lvl>
   </w:abstractNum>
-  <w:abstractNum w:abstractNumId="61" w15:restartNumberingAfterBreak="0">
+  <w:abstractNum w:abstractNumId="63" w15:restartNumberingAfterBreak="0">
     <w:nsid w:val="508127CD"/>
     <w:multiLevelType w:val="multilevel"/>
     <w:tmpl w:val="27FE9862"/>
@@ -10580,7 +9747,7 @@
       </w:rPr>
     </w:lvl>
   </w:abstractNum>
-  <w:abstractNum w:abstractNumId="62" w15:restartNumberingAfterBreak="0">
+  <w:abstractNum w:abstractNumId="64" w15:restartNumberingAfterBreak="0">
     <w:nsid w:val="53604EB7"/>
     <w:multiLevelType w:val="multilevel"/>
     <w:tmpl w:val="F354A54E"/>
@@ -10693,7 +9860,7 @@
       </w:pPr>
     </w:lvl>
   </w:abstractNum>
-  <w:abstractNum w:abstractNumId="63" w15:restartNumberingAfterBreak="0">
+  <w:abstractNum w:abstractNumId="65" w15:restartNumberingAfterBreak="0">
     <w:nsid w:val="53984354"/>
     <w:multiLevelType w:val="multilevel"/>
     <w:tmpl w:val="7F22D4CA"/>
@@ -10842,7 +10009,7 @@
       </w:rPr>
     </w:lvl>
   </w:abstractNum>
-  <w:abstractNum w:abstractNumId="64" w15:restartNumberingAfterBreak="0">
+  <w:abstractNum w:abstractNumId="66" w15:restartNumberingAfterBreak="0">
     <w:nsid w:val="57952E5B"/>
     <w:multiLevelType w:val="multilevel"/>
     <w:tmpl w:val="0848011C"/>
@@ -10991,7 +10158,7 @@
       </w:rPr>
     </w:lvl>
   </w:abstractNum>
-  <w:abstractNum w:abstractNumId="65" w15:restartNumberingAfterBreak="0">
+  <w:abstractNum w:abstractNumId="67" w15:restartNumberingAfterBreak="0">
     <w:nsid w:val="588947C8"/>
     <w:multiLevelType w:val="multilevel"/>
     <w:tmpl w:val="021EBAA8"/>
@@ -11140,7 +10307,7 @@
       </w:rPr>
     </w:lvl>
   </w:abstractNum>
-  <w:abstractNum w:abstractNumId="66" w15:restartNumberingAfterBreak="0">
+  <w:abstractNum w:abstractNumId="68" w15:restartNumberingAfterBreak="0">
     <w:nsid w:val="5A1E6C02"/>
     <w:multiLevelType w:val="multilevel"/>
     <w:tmpl w:val="95208290"/>
@@ -11289,7 +10456,7 @@
       </w:rPr>
     </w:lvl>
   </w:abstractNum>
-  <w:abstractNum w:abstractNumId="67" w15:restartNumberingAfterBreak="0">
+  <w:abstractNum w:abstractNumId="69" w15:restartNumberingAfterBreak="0">
     <w:nsid w:val="5D392B6D"/>
     <w:multiLevelType w:val="multilevel"/>
     <w:tmpl w:val="4CB6710C"/>
@@ -11438,7 +10605,7 @@
       </w:rPr>
     </w:lvl>
   </w:abstractNum>
-  <w:abstractNum w:abstractNumId="68" w15:restartNumberingAfterBreak="0">
+  <w:abstractNum w:abstractNumId="70" w15:restartNumberingAfterBreak="0">
     <w:nsid w:val="60740757"/>
     <w:multiLevelType w:val="multilevel"/>
     <w:tmpl w:val="9556766A"/>
@@ -11587,7 +10754,7 @@
       </w:rPr>
     </w:lvl>
   </w:abstractNum>
-  <w:abstractNum w:abstractNumId="69" w15:restartNumberingAfterBreak="0">
+  <w:abstractNum w:abstractNumId="71" w15:restartNumberingAfterBreak="0">
     <w:nsid w:val="645C770A"/>
     <w:multiLevelType w:val="multilevel"/>
     <w:tmpl w:val="279E2C78"/>
@@ -11736,7 +10903,7 @@
       </w:rPr>
     </w:lvl>
   </w:abstractNum>
-  <w:abstractNum w:abstractNumId="70" w15:restartNumberingAfterBreak="0">
+  <w:abstractNum w:abstractNumId="72" w15:restartNumberingAfterBreak="0">
     <w:nsid w:val="65C17BC4"/>
     <w:multiLevelType w:val="multilevel"/>
     <w:tmpl w:val="D5F0079A"/>
@@ -11885,7 +11052,7 @@
       </w:rPr>
     </w:lvl>
   </w:abstractNum>
-  <w:abstractNum w:abstractNumId="71" w15:restartNumberingAfterBreak="0">
+  <w:abstractNum w:abstractNumId="73" w15:restartNumberingAfterBreak="0">
     <w:nsid w:val="690A0505"/>
     <w:multiLevelType w:val="multilevel"/>
     <w:tmpl w:val="67C0B08C"/>
@@ -12034,7 +11201,7 @@
       </w:rPr>
     </w:lvl>
   </w:abstractNum>
-  <w:abstractNum w:abstractNumId="72" w15:restartNumberingAfterBreak="0">
+  <w:abstractNum w:abstractNumId="74" w15:restartNumberingAfterBreak="0">
     <w:nsid w:val="69116F7C"/>
     <w:multiLevelType w:val="multilevel"/>
     <w:tmpl w:val="7B3C147A"/>
@@ -12183,7 +11350,7 @@
       </w:rPr>
     </w:lvl>
   </w:abstractNum>
-  <w:abstractNum w:abstractNumId="73" w15:restartNumberingAfterBreak="0">
+  <w:abstractNum w:abstractNumId="75" w15:restartNumberingAfterBreak="0">
     <w:nsid w:val="691D51DE"/>
     <w:multiLevelType w:val="multilevel"/>
     <w:tmpl w:val="005873A0"/>
@@ -12332,7 +11499,7 @@
       </w:rPr>
     </w:lvl>
   </w:abstractNum>
-  <w:abstractNum w:abstractNumId="74" w15:restartNumberingAfterBreak="0">
+  <w:abstractNum w:abstractNumId="76" w15:restartNumberingAfterBreak="0">
     <w:nsid w:val="6F206C56"/>
     <w:multiLevelType w:val="multilevel"/>
     <w:tmpl w:val="C7823AD0"/>
@@ -12481,7 +11648,7 @@
       </w:rPr>
     </w:lvl>
   </w:abstractNum>
-  <w:abstractNum w:abstractNumId="75" w15:restartNumberingAfterBreak="0">
+  <w:abstractNum w:abstractNumId="77" w15:restartNumberingAfterBreak="0">
     <w:nsid w:val="6F7E7528"/>
     <w:multiLevelType w:val="multilevel"/>
     <w:tmpl w:val="A09E4560"/>
@@ -12630,7 +11797,7 @@
       </w:rPr>
     </w:lvl>
   </w:abstractNum>
-  <w:abstractNum w:abstractNumId="76" w15:restartNumberingAfterBreak="0">
+  <w:abstractNum w:abstractNumId="78" w15:restartNumberingAfterBreak="0">
     <w:nsid w:val="71824EC6"/>
     <w:multiLevelType w:val="multilevel"/>
     <w:tmpl w:val="AAA2BB46"/>
@@ -12779,7 +11946,7 @@
       </w:rPr>
     </w:lvl>
   </w:abstractNum>
-  <w:abstractNum w:abstractNumId="77" w15:restartNumberingAfterBreak="0">
+  <w:abstractNum w:abstractNumId="79" w15:restartNumberingAfterBreak="0">
     <w:nsid w:val="71F16D1B"/>
     <w:multiLevelType w:val="multilevel"/>
     <w:tmpl w:val="0C7C4082"/>
@@ -12928,7 +12095,7 @@
       </w:rPr>
     </w:lvl>
   </w:abstractNum>
-  <w:abstractNum w:abstractNumId="78" w15:restartNumberingAfterBreak="0">
+  <w:abstractNum w:abstractNumId="80" w15:restartNumberingAfterBreak="0">
     <w:nsid w:val="724A59FB"/>
     <w:multiLevelType w:val="multilevel"/>
     <w:tmpl w:val="75E68C5C"/>
@@ -13077,7 +12244,7 @@
       </w:rPr>
     </w:lvl>
   </w:abstractNum>
-  <w:abstractNum w:abstractNumId="79" w15:restartNumberingAfterBreak="0">
+  <w:abstractNum w:abstractNumId="81" w15:restartNumberingAfterBreak="0">
     <w:nsid w:val="72F56813"/>
     <w:multiLevelType w:val="multilevel"/>
     <w:tmpl w:val="C01471E0"/>
@@ -13226,7 +12393,7 @@
       </w:rPr>
     </w:lvl>
   </w:abstractNum>
-  <w:abstractNum w:abstractNumId="80" w15:restartNumberingAfterBreak="0">
+  <w:abstractNum w:abstractNumId="82" w15:restartNumberingAfterBreak="0">
     <w:nsid w:val="7415299A"/>
     <w:multiLevelType w:val="multilevel"/>
     <w:tmpl w:val="78B2E146"/>
@@ -13375,7 +12542,7 @@
       </w:rPr>
     </w:lvl>
   </w:abstractNum>
-  <w:abstractNum w:abstractNumId="81" w15:restartNumberingAfterBreak="0">
+  <w:abstractNum w:abstractNumId="83" w15:restartNumberingAfterBreak="0">
     <w:nsid w:val="74286139"/>
     <w:multiLevelType w:val="multilevel"/>
     <w:tmpl w:val="20BC2544"/>
@@ -13524,7 +12691,7 @@
       </w:rPr>
     </w:lvl>
   </w:abstractNum>
-  <w:abstractNum w:abstractNumId="82" w15:restartNumberingAfterBreak="0">
+  <w:abstractNum w:abstractNumId="84" w15:restartNumberingAfterBreak="0">
     <w:nsid w:val="74385EDA"/>
     <w:multiLevelType w:val="multilevel"/>
     <w:tmpl w:val="2230E476"/>
@@ -13673,7 +12840,7 @@
       </w:rPr>
     </w:lvl>
   </w:abstractNum>
-  <w:abstractNum w:abstractNumId="83" w15:restartNumberingAfterBreak="0">
+  <w:abstractNum w:abstractNumId="85" w15:restartNumberingAfterBreak="0">
     <w:nsid w:val="771959D1"/>
     <w:multiLevelType w:val="multilevel"/>
     <w:tmpl w:val="EBEA0404"/>
@@ -13822,7 +12989,7 @@
       </w:rPr>
     </w:lvl>
   </w:abstractNum>
-  <w:abstractNum w:abstractNumId="84" w15:restartNumberingAfterBreak="0">
+  <w:abstractNum w:abstractNumId="86" w15:restartNumberingAfterBreak="0">
     <w:nsid w:val="782169FC"/>
     <w:multiLevelType w:val="multilevel"/>
     <w:tmpl w:val="85FEDFBE"/>
@@ -13971,7 +13138,7 @@
       </w:rPr>
     </w:lvl>
   </w:abstractNum>
-  <w:abstractNum w:abstractNumId="85" w15:restartNumberingAfterBreak="0">
+  <w:abstractNum w:abstractNumId="87" w15:restartNumberingAfterBreak="0">
     <w:nsid w:val="789373EA"/>
     <w:multiLevelType w:val="multilevel"/>
     <w:tmpl w:val="3E2EC67A"/>
@@ -14120,7 +13287,7 @@
       </w:rPr>
     </w:lvl>
   </w:abstractNum>
-  <w:abstractNum w:abstractNumId="86" w15:restartNumberingAfterBreak="0">
+  <w:abstractNum w:abstractNumId="88" w15:restartNumberingAfterBreak="0">
     <w:nsid w:val="7A1C5053"/>
     <w:multiLevelType w:val="multilevel"/>
     <w:tmpl w:val="A0B81F72"/>
@@ -14269,7 +13436,7 @@
       </w:rPr>
     </w:lvl>
   </w:abstractNum>
-  <w:abstractNum w:abstractNumId="87" w15:restartNumberingAfterBreak="0">
+  <w:abstractNum w:abstractNumId="89" w15:restartNumberingAfterBreak="0">
     <w:nsid w:val="7D2E192B"/>
     <w:multiLevelType w:val="multilevel"/>
     <w:tmpl w:val="97A40908"/>
@@ -14418,7 +13585,7 @@
       </w:rPr>
     </w:lvl>
   </w:abstractNum>
-  <w:abstractNum w:abstractNumId="88" w15:restartNumberingAfterBreak="0">
+  <w:abstractNum w:abstractNumId="90" w15:restartNumberingAfterBreak="0">
     <w:nsid w:val="7D8536BB"/>
     <w:multiLevelType w:val="multilevel"/>
     <w:tmpl w:val="AF5E2110"/>
@@ -14567,7 +13734,7 @@
       </w:rPr>
     </w:lvl>
   </w:abstractNum>
-  <w:abstractNum w:abstractNumId="89" w15:restartNumberingAfterBreak="0">
+  <w:abstractNum w:abstractNumId="91" w15:restartNumberingAfterBreak="0">
     <w:nsid w:val="7E5F6760"/>
     <w:multiLevelType w:val="multilevel"/>
     <w:tmpl w:val="35F8EA54"/>
@@ -14716,7 +13883,7 @@
       </w:rPr>
     </w:lvl>
   </w:abstractNum>
-  <w:abstractNum w:abstractNumId="90" w15:restartNumberingAfterBreak="0">
+  <w:abstractNum w:abstractNumId="92" w15:restartNumberingAfterBreak="0">
     <w:nsid w:val="7F48356B"/>
     <w:multiLevelType w:val="multilevel"/>
     <w:tmpl w:val="EE1C2B28"/>
@@ -14865,7 +14032,7 @@
       </w:rPr>
     </w:lvl>
   </w:abstractNum>
-  <w:abstractNum w:abstractNumId="91" w15:restartNumberingAfterBreak="0">
+  <w:abstractNum w:abstractNumId="93" w15:restartNumberingAfterBreak="0">
     <w:nsid w:val="7F52360F"/>
     <w:multiLevelType w:val="multilevel"/>
     <w:tmpl w:val="200CF52A"/>
@@ -15015,280 +14182,340 @@
     </w:lvl>
   </w:abstractNum>
   <w:num w:numId="1" w16cid:durableId="2136679740">
+    <w:abstractNumId w:val="41"/>
+  </w:num>
+  <w:num w:numId="2" w16cid:durableId="1788238221">
+    <w:abstractNumId w:val="21"/>
+  </w:num>
+  <w:num w:numId="3" w16cid:durableId="1166824005">
+    <w:abstractNumId w:val="54"/>
+  </w:num>
+  <w:num w:numId="4" w16cid:durableId="1764573601">
+    <w:abstractNumId w:val="82"/>
+  </w:num>
+  <w:num w:numId="5" w16cid:durableId="188764800">
+    <w:abstractNumId w:val="78"/>
+  </w:num>
+  <w:num w:numId="6" w16cid:durableId="510727720">
+    <w:abstractNumId w:val="45"/>
+  </w:num>
+  <w:num w:numId="7" w16cid:durableId="640309829">
+    <w:abstractNumId w:val="27"/>
+  </w:num>
+  <w:num w:numId="8" w16cid:durableId="551695342">
+    <w:abstractNumId w:val="68"/>
+  </w:num>
+  <w:num w:numId="9" w16cid:durableId="2020934423">
+    <w:abstractNumId w:val="66"/>
+  </w:num>
+  <w:num w:numId="10" w16cid:durableId="511997346">
+    <w:abstractNumId w:val="44"/>
+  </w:num>
+  <w:num w:numId="11" w16cid:durableId="1846480219">
+    <w:abstractNumId w:val="16"/>
+  </w:num>
+  <w:num w:numId="12" w16cid:durableId="1578514191">
+    <w:abstractNumId w:val="4"/>
+  </w:num>
+  <w:num w:numId="13" w16cid:durableId="378089779">
+    <w:abstractNumId w:val="84"/>
+  </w:num>
+  <w:num w:numId="14" w16cid:durableId="1104618906">
+    <w:abstractNumId w:val="26"/>
+  </w:num>
+  <w:num w:numId="15" w16cid:durableId="360474818">
+    <w:abstractNumId w:val="37"/>
+  </w:num>
+  <w:num w:numId="16" w16cid:durableId="244581054">
+    <w:abstractNumId w:val="32"/>
+  </w:num>
+  <w:num w:numId="17" w16cid:durableId="839854522">
+    <w:abstractNumId w:val="71"/>
+  </w:num>
+  <w:num w:numId="18" w16cid:durableId="1388256806">
+    <w:abstractNumId w:val="90"/>
+  </w:num>
+  <w:num w:numId="19" w16cid:durableId="1786383631">
+    <w:abstractNumId w:val="65"/>
+  </w:num>
+  <w:num w:numId="20" w16cid:durableId="1632053132">
     <w:abstractNumId w:val="39"/>
   </w:num>
-  <w:num w:numId="2" w16cid:durableId="1788238221">
+  <w:num w:numId="21" w16cid:durableId="484711823">
+    <w:abstractNumId w:val="75"/>
+  </w:num>
+  <w:num w:numId="22" w16cid:durableId="1459107919">
+    <w:abstractNumId w:val="33"/>
+  </w:num>
+  <w:num w:numId="23" w16cid:durableId="132724233">
+    <w:abstractNumId w:val="80"/>
+  </w:num>
+  <w:num w:numId="24" w16cid:durableId="1067145093">
+    <w:abstractNumId w:val="51"/>
+  </w:num>
+  <w:num w:numId="25" w16cid:durableId="1818378657">
+    <w:abstractNumId w:val="46"/>
+  </w:num>
+  <w:num w:numId="26" w16cid:durableId="2016879665">
+    <w:abstractNumId w:val="89"/>
+  </w:num>
+  <w:num w:numId="27" w16cid:durableId="1896968251">
+    <w:abstractNumId w:val="23"/>
+  </w:num>
+  <w:num w:numId="28" w16cid:durableId="791751936">
+    <w:abstractNumId w:val="69"/>
+  </w:num>
+  <w:num w:numId="29" w16cid:durableId="2093428565">
+    <w:abstractNumId w:val="24"/>
+  </w:num>
+  <w:num w:numId="30" w16cid:durableId="1461802735">
+    <w:abstractNumId w:val="14"/>
+  </w:num>
+  <w:num w:numId="31" w16cid:durableId="500049884">
+    <w:abstractNumId w:val="55"/>
+  </w:num>
+  <w:num w:numId="32" w16cid:durableId="1257860979">
+    <w:abstractNumId w:val="62"/>
+  </w:num>
+  <w:num w:numId="33" w16cid:durableId="1856532754">
+    <w:abstractNumId w:val="57"/>
+  </w:num>
+  <w:num w:numId="34" w16cid:durableId="670717859">
+    <w:abstractNumId w:val="7"/>
+  </w:num>
+  <w:num w:numId="35" w16cid:durableId="33429240">
+    <w:abstractNumId w:val="47"/>
+  </w:num>
+  <w:num w:numId="36" w16cid:durableId="840660728">
+    <w:abstractNumId w:val="60"/>
+  </w:num>
+  <w:num w:numId="37" w16cid:durableId="752552443">
+    <w:abstractNumId w:val="61"/>
+  </w:num>
+  <w:num w:numId="38" w16cid:durableId="1891113332">
     <w:abstractNumId w:val="19"/>
   </w:num>
-  <w:num w:numId="3" w16cid:durableId="1166824005">
+  <w:num w:numId="39" w16cid:durableId="1012100508">
+    <w:abstractNumId w:val="25"/>
+  </w:num>
+  <w:num w:numId="40" w16cid:durableId="733747314">
+    <w:abstractNumId w:val="42"/>
+  </w:num>
+  <w:num w:numId="41" w16cid:durableId="1615207630">
+    <w:abstractNumId w:val="87"/>
+  </w:num>
+  <w:num w:numId="42" w16cid:durableId="1209685121">
+    <w:abstractNumId w:val="36"/>
+  </w:num>
+  <w:num w:numId="43" w16cid:durableId="1432508296">
+    <w:abstractNumId w:val="15"/>
+  </w:num>
+  <w:num w:numId="44" w16cid:durableId="1671713202">
+    <w:abstractNumId w:val="56"/>
+  </w:num>
+  <w:num w:numId="45" w16cid:durableId="558441367">
+    <w:abstractNumId w:val="79"/>
+  </w:num>
+  <w:num w:numId="46" w16cid:durableId="1301769755">
+    <w:abstractNumId w:val="13"/>
+  </w:num>
+  <w:num w:numId="47" w16cid:durableId="1255700740">
+    <w:abstractNumId w:val="63"/>
+  </w:num>
+  <w:num w:numId="48" w16cid:durableId="1613516090">
+    <w:abstractNumId w:val="77"/>
+  </w:num>
+  <w:num w:numId="49" w16cid:durableId="1287657885">
+    <w:abstractNumId w:val="76"/>
+  </w:num>
+  <w:num w:numId="50" w16cid:durableId="465047122">
     <w:abstractNumId w:val="52"/>
   </w:num>
-  <w:num w:numId="4" w16cid:durableId="1764573601">
-    <w:abstractNumId w:val="80"/>
+  <w:num w:numId="51" w16cid:durableId="421881451">
+    <w:abstractNumId w:val="11"/>
   </w:num>
-  <w:num w:numId="5" w16cid:durableId="188764800">
-    <w:abstractNumId w:val="76"/>
+  <w:num w:numId="52" w16cid:durableId="1944459059">
+    <w:abstractNumId w:val="74"/>
   </w:num>
-  <w:num w:numId="6" w16cid:durableId="510727720">
+  <w:num w:numId="53" w16cid:durableId="2013679682">
+    <w:abstractNumId w:val="28"/>
+  </w:num>
+  <w:num w:numId="54" w16cid:durableId="2054498748">
+    <w:abstractNumId w:val="34"/>
+  </w:num>
+  <w:num w:numId="55" w16cid:durableId="1921984355">
+    <w:abstractNumId w:val="50"/>
+  </w:num>
+  <w:num w:numId="56" w16cid:durableId="1866945447">
+    <w:abstractNumId w:val="48"/>
+  </w:num>
+  <w:num w:numId="57" w16cid:durableId="776488844">
+    <w:abstractNumId w:val="5"/>
+  </w:num>
+  <w:num w:numId="58" w16cid:durableId="682974461">
+    <w:abstractNumId w:val="12"/>
+  </w:num>
+  <w:num w:numId="59" w16cid:durableId="17003977">
+    <w:abstractNumId w:val="22"/>
+  </w:num>
+  <w:num w:numId="60" w16cid:durableId="109905482">
+    <w:abstractNumId w:val="93"/>
+  </w:num>
+  <w:num w:numId="61" w16cid:durableId="1845170824">
+    <w:abstractNumId w:val="72"/>
+  </w:num>
+  <w:num w:numId="62" w16cid:durableId="1174146926">
+    <w:abstractNumId w:val="8"/>
+  </w:num>
+  <w:num w:numId="63" w16cid:durableId="729155742">
+    <w:abstractNumId w:val="30"/>
+  </w:num>
+  <w:num w:numId="64" w16cid:durableId="684401192">
+    <w:abstractNumId w:val="64"/>
+  </w:num>
+  <w:num w:numId="65" w16cid:durableId="151065219">
+    <w:abstractNumId w:val="92"/>
+  </w:num>
+  <w:num w:numId="66" w16cid:durableId="615873367">
+    <w:abstractNumId w:val="59"/>
+  </w:num>
+  <w:num w:numId="67" w16cid:durableId="2050253048">
+    <w:abstractNumId w:val="20"/>
+  </w:num>
+  <w:num w:numId="68" w16cid:durableId="396707987">
+    <w:abstractNumId w:val="67"/>
+  </w:num>
+  <w:num w:numId="69" w16cid:durableId="1705517667">
+    <w:abstractNumId w:val="88"/>
+  </w:num>
+  <w:num w:numId="70" w16cid:durableId="567300139">
+    <w:abstractNumId w:val="70"/>
+  </w:num>
+  <w:num w:numId="71" w16cid:durableId="2145853181">
     <w:abstractNumId w:val="43"/>
   </w:num>
-  <w:num w:numId="7" w16cid:durableId="640309829">
-    <w:abstractNumId w:val="25"/>
+  <w:num w:numId="72" w16cid:durableId="1004742024">
+    <w:abstractNumId w:val="85"/>
   </w:num>
-  <w:num w:numId="8" w16cid:durableId="551695342">
-    <w:abstractNumId w:val="66"/>
-  </w:num>
-  <w:num w:numId="9" w16cid:durableId="2020934423">
-    <w:abstractNumId w:val="64"/>
-  </w:num>
-  <w:num w:numId="10" w16cid:durableId="511997346">
-    <w:abstractNumId w:val="42"/>
-  </w:num>
-  <w:num w:numId="11" w16cid:durableId="1846480219">
-    <w:abstractNumId w:val="14"/>
-  </w:num>
-  <w:num w:numId="12" w16cid:durableId="1578514191">
+  <w:num w:numId="73" w16cid:durableId="163983966">
     <w:abstractNumId w:val="2"/>
   </w:num>
-  <w:num w:numId="13" w16cid:durableId="378089779">
-    <w:abstractNumId w:val="82"/>
+  <w:num w:numId="74" w16cid:durableId="768350790">
+    <w:abstractNumId w:val="91"/>
   </w:num>
-  <w:num w:numId="14" w16cid:durableId="1104618906">
-    <w:abstractNumId w:val="24"/>
+  <w:num w:numId="75" w16cid:durableId="1993942946">
+    <w:abstractNumId w:val="17"/>
   </w:num>
-  <w:num w:numId="15" w16cid:durableId="360474818">
+  <w:num w:numId="76" w16cid:durableId="30153015">
+    <w:abstractNumId w:val="29"/>
+  </w:num>
+  <w:num w:numId="77" w16cid:durableId="364067289">
+    <w:abstractNumId w:val="86"/>
+  </w:num>
+  <w:num w:numId="78" w16cid:durableId="348871771">
+    <w:abstractNumId w:val="6"/>
+  </w:num>
+  <w:num w:numId="79" w16cid:durableId="865094965">
+    <w:abstractNumId w:val="73"/>
+  </w:num>
+  <w:num w:numId="80" w16cid:durableId="1772117691">
+    <w:abstractNumId w:val="40"/>
+  </w:num>
+  <w:num w:numId="81" w16cid:durableId="347876285">
+    <w:abstractNumId w:val="3"/>
+  </w:num>
+  <w:num w:numId="82" w16cid:durableId="2062828092">
+    <w:abstractNumId w:val="18"/>
+  </w:num>
+  <w:num w:numId="83" w16cid:durableId="1287545291">
+    <w:abstractNumId w:val="31"/>
+  </w:num>
+  <w:num w:numId="84" w16cid:durableId="321734759">
+    <w:abstractNumId w:val="81"/>
+  </w:num>
+  <w:num w:numId="85" w16cid:durableId="1422212911">
+    <w:abstractNumId w:val="53"/>
+  </w:num>
+  <w:num w:numId="86" w16cid:durableId="1320160638">
     <w:abstractNumId w:val="35"/>
   </w:num>
-  <w:num w:numId="16" w16cid:durableId="244581054">
-    <w:abstractNumId w:val="30"/>
-  </w:num>
-  <w:num w:numId="17" w16cid:durableId="839854522">
-    <w:abstractNumId w:val="69"/>
-  </w:num>
-  <w:num w:numId="18" w16cid:durableId="1388256806">
-    <w:abstractNumId w:val="88"/>
-  </w:num>
-  <w:num w:numId="19" w16cid:durableId="1786383631">
-    <w:abstractNumId w:val="63"/>
-  </w:num>
-  <w:num w:numId="20" w16cid:durableId="1632053132">
-    <w:abstractNumId w:val="37"/>
-  </w:num>
-  <w:num w:numId="21" w16cid:durableId="484711823">
-    <w:abstractNumId w:val="73"/>
-  </w:num>
-  <w:num w:numId="22" w16cid:durableId="1459107919">
-    <w:abstractNumId w:val="31"/>
-  </w:num>
-  <w:num w:numId="23" w16cid:durableId="132724233">
-    <w:abstractNumId w:val="78"/>
-  </w:num>
-  <w:num w:numId="24" w16cid:durableId="1067145093">
+  <w:num w:numId="87" w16cid:durableId="254637881">
     <w:abstractNumId w:val="49"/>
   </w:num>
-  <w:num w:numId="25" w16cid:durableId="1818378657">
-    <w:abstractNumId w:val="44"/>
+  <w:num w:numId="88" w16cid:durableId="1343698725">
+    <w:abstractNumId w:val="9"/>
   </w:num>
-  <w:num w:numId="26" w16cid:durableId="2016879665">
-    <w:abstractNumId w:val="87"/>
-  </w:num>
-  <w:num w:numId="27" w16cid:durableId="1896968251">
-    <w:abstractNumId w:val="21"/>
-  </w:num>
-  <w:num w:numId="28" w16cid:durableId="791751936">
-    <w:abstractNumId w:val="67"/>
-  </w:num>
-  <w:num w:numId="29" w16cid:durableId="2093428565">
-    <w:abstractNumId w:val="22"/>
-  </w:num>
-  <w:num w:numId="30" w16cid:durableId="1461802735">
-    <w:abstractNumId w:val="12"/>
-  </w:num>
-  <w:num w:numId="31" w16cid:durableId="500049884">
-    <w:abstractNumId w:val="53"/>
-  </w:num>
-  <w:num w:numId="32" w16cid:durableId="1257860979">
-    <w:abstractNumId w:val="60"/>
-  </w:num>
-  <w:num w:numId="33" w16cid:durableId="1856532754">
-    <w:abstractNumId w:val="55"/>
-  </w:num>
-  <w:num w:numId="34" w16cid:durableId="670717859">
-    <w:abstractNumId w:val="5"/>
-  </w:num>
-  <w:num w:numId="35" w16cid:durableId="33429240">
-    <w:abstractNumId w:val="45"/>
-  </w:num>
-  <w:num w:numId="36" w16cid:durableId="840660728">
+  <w:num w:numId="89" w16cid:durableId="250941630">
     <w:abstractNumId w:val="58"/>
   </w:num>
-  <w:num w:numId="37" w16cid:durableId="752552443">
-    <w:abstractNumId w:val="59"/>
-  </w:num>
-  <w:num w:numId="38" w16cid:durableId="1891113332">
-    <w:abstractNumId w:val="17"/>
-  </w:num>
-  <w:num w:numId="39" w16cid:durableId="1012100508">
-    <w:abstractNumId w:val="23"/>
-  </w:num>
-  <w:num w:numId="40" w16cid:durableId="733747314">
-    <w:abstractNumId w:val="40"/>
-  </w:num>
-  <w:num w:numId="41" w16cid:durableId="1615207630">
-    <w:abstractNumId w:val="85"/>
-  </w:num>
-  <w:num w:numId="42" w16cid:durableId="1209685121">
-    <w:abstractNumId w:val="34"/>
-  </w:num>
-  <w:num w:numId="43" w16cid:durableId="1432508296">
-    <w:abstractNumId w:val="13"/>
-  </w:num>
-  <w:num w:numId="44" w16cid:durableId="1671713202">
-    <w:abstractNumId w:val="54"/>
-  </w:num>
-  <w:num w:numId="45" w16cid:durableId="558441367">
-    <w:abstractNumId w:val="77"/>
-  </w:num>
-  <w:num w:numId="46" w16cid:durableId="1301769755">
-    <w:abstractNumId w:val="11"/>
-  </w:num>
-  <w:num w:numId="47" w16cid:durableId="1255700740">
-    <w:abstractNumId w:val="61"/>
-  </w:num>
-  <w:num w:numId="48" w16cid:durableId="1613516090">
-    <w:abstractNumId w:val="75"/>
-  </w:num>
-  <w:num w:numId="49" w16cid:durableId="1287657885">
-    <w:abstractNumId w:val="74"/>
-  </w:num>
-  <w:num w:numId="50" w16cid:durableId="465047122">
-    <w:abstractNumId w:val="50"/>
-  </w:num>
-  <w:num w:numId="51" w16cid:durableId="421881451">
-    <w:abstractNumId w:val="9"/>
-  </w:num>
-  <w:num w:numId="52" w16cid:durableId="1944459059">
-    <w:abstractNumId w:val="72"/>
-  </w:num>
-  <w:num w:numId="53" w16cid:durableId="2013679682">
-    <w:abstractNumId w:val="26"/>
-  </w:num>
-  <w:num w:numId="54" w16cid:durableId="2054498748">
-    <w:abstractNumId w:val="32"/>
-  </w:num>
-  <w:num w:numId="55" w16cid:durableId="1921984355">
-    <w:abstractNumId w:val="48"/>
-  </w:num>
-  <w:num w:numId="56" w16cid:durableId="1866945447">
-    <w:abstractNumId w:val="46"/>
-  </w:num>
-  <w:num w:numId="57" w16cid:durableId="776488844">
-    <w:abstractNumId w:val="3"/>
-  </w:num>
-  <w:num w:numId="58" w16cid:durableId="682974461">
+  <w:num w:numId="90" w16cid:durableId="2135052442">
     <w:abstractNumId w:val="10"/>
   </w:num>
-  <w:num w:numId="59" w16cid:durableId="17003977">
-    <w:abstractNumId w:val="20"/>
-  </w:num>
-  <w:num w:numId="60" w16cid:durableId="109905482">
-    <w:abstractNumId w:val="91"/>
-  </w:num>
-  <w:num w:numId="61" w16cid:durableId="1845170824">
-    <w:abstractNumId w:val="70"/>
-  </w:num>
-  <w:num w:numId="62" w16cid:durableId="1174146926">
-    <w:abstractNumId w:val="6"/>
-  </w:num>
-  <w:num w:numId="63" w16cid:durableId="729155742">
-    <w:abstractNumId w:val="28"/>
-  </w:num>
-  <w:num w:numId="64" w16cid:durableId="684401192">
-    <w:abstractNumId w:val="62"/>
-  </w:num>
-  <w:num w:numId="65" w16cid:durableId="151065219">
-    <w:abstractNumId w:val="90"/>
-  </w:num>
-  <w:num w:numId="66" w16cid:durableId="615873367">
-    <w:abstractNumId w:val="57"/>
-  </w:num>
-  <w:num w:numId="67" w16cid:durableId="2050253048">
-    <w:abstractNumId w:val="18"/>
-  </w:num>
-  <w:num w:numId="68" w16cid:durableId="396707987">
-    <w:abstractNumId w:val="65"/>
-  </w:num>
-  <w:num w:numId="69" w16cid:durableId="1705517667">
-    <w:abstractNumId w:val="86"/>
-  </w:num>
-  <w:num w:numId="70" w16cid:durableId="567300139">
-    <w:abstractNumId w:val="68"/>
-  </w:num>
-  <w:num w:numId="71" w16cid:durableId="2145853181">
-    <w:abstractNumId w:val="41"/>
-  </w:num>
-  <w:num w:numId="72" w16cid:durableId="1004742024">
+  <w:num w:numId="91" w16cid:durableId="375348638">
     <w:abstractNumId w:val="83"/>
   </w:num>
-  <w:num w:numId="73" w16cid:durableId="163983966">
-    <w:abstractNumId w:val="0"/>
-  </w:num>
-  <w:num w:numId="74" w16cid:durableId="768350790">
-    <w:abstractNumId w:val="89"/>
-  </w:num>
-  <w:num w:numId="75" w16cid:durableId="1993942946">
-    <w:abstractNumId w:val="15"/>
-  </w:num>
-  <w:num w:numId="76" w16cid:durableId="30153015">
-    <w:abstractNumId w:val="27"/>
-  </w:num>
-  <w:num w:numId="77" w16cid:durableId="364067289">
-    <w:abstractNumId w:val="84"/>
-  </w:num>
-  <w:num w:numId="78" w16cid:durableId="348871771">
-    <w:abstractNumId w:val="4"/>
-  </w:num>
-  <w:num w:numId="79" w16cid:durableId="865094965">
-    <w:abstractNumId w:val="71"/>
-  </w:num>
-  <w:num w:numId="80" w16cid:durableId="1772117691">
+  <w:num w:numId="92" w16cid:durableId="1057702233">
     <w:abstractNumId w:val="38"/>
   </w:num>
-  <w:num w:numId="81" w16cid:durableId="347876285">
+  <w:num w:numId="93" w16cid:durableId="447704154">
+    <w:abstractNumId w:val="0"/>
+    <w:lvlOverride w:ilvl="0">
+      <w:startOverride w:val="1"/>
+    </w:lvlOverride>
+    <w:lvlOverride w:ilvl="1">
+      <w:startOverride w:val="1"/>
+    </w:lvlOverride>
+    <w:lvlOverride w:ilvl="2">
+      <w:startOverride w:val="1"/>
+    </w:lvlOverride>
+    <w:lvlOverride w:ilvl="3">
+      <w:startOverride w:val="1"/>
+    </w:lvlOverride>
+    <w:lvlOverride w:ilvl="4">
+      <w:startOverride w:val="1"/>
+    </w:lvlOverride>
+    <w:lvlOverride w:ilvl="5">
+      <w:startOverride w:val="1"/>
+    </w:lvlOverride>
+    <w:lvlOverride w:ilvl="6">
+      <w:startOverride w:val="1"/>
+    </w:lvlOverride>
+    <w:lvlOverride w:ilvl="7">
+      <w:startOverride w:val="1"/>
+    </w:lvlOverride>
+    <w:lvlOverride w:ilvl="8">
+      <w:startOverride w:val="1"/>
+    </w:lvlOverride>
+  </w:num>
+  <w:num w:numId="94" w16cid:durableId="1894345153">
     <w:abstractNumId w:val="1"/>
-  </w:num>
-  <w:num w:numId="82" w16cid:durableId="2062828092">
-    <w:abstractNumId w:val="16"/>
-  </w:num>
-  <w:num w:numId="83" w16cid:durableId="1287545291">
-    <w:abstractNumId w:val="29"/>
-  </w:num>
-  <w:num w:numId="84" w16cid:durableId="321734759">
-    <w:abstractNumId w:val="79"/>
-  </w:num>
-  <w:num w:numId="85" w16cid:durableId="1422212911">
-    <w:abstractNumId w:val="51"/>
-  </w:num>
-  <w:num w:numId="86" w16cid:durableId="1320160638">
-    <w:abstractNumId w:val="33"/>
-  </w:num>
-  <w:num w:numId="87" w16cid:durableId="254637881">
-    <w:abstractNumId w:val="47"/>
-  </w:num>
-  <w:num w:numId="88" w16cid:durableId="1343698725">
-    <w:abstractNumId w:val="7"/>
-  </w:num>
-  <w:num w:numId="89" w16cid:durableId="250941630">
-    <w:abstractNumId w:val="56"/>
-  </w:num>
-  <w:num w:numId="90" w16cid:durableId="2135052442">
-    <w:abstractNumId w:val="8"/>
-  </w:num>
-  <w:num w:numId="91" w16cid:durableId="375348638">
-    <w:abstractNumId w:val="81"/>
-  </w:num>
-  <w:num w:numId="92" w16cid:durableId="1057702233">
-    <w:abstractNumId w:val="36"/>
+    <w:lvlOverride w:ilvl="0">
+      <w:startOverride w:val="2"/>
+    </w:lvlOverride>
+    <w:lvlOverride w:ilvl="1">
+      <w:startOverride w:val="2"/>
+    </w:lvlOverride>
+    <w:lvlOverride w:ilvl="2">
+      <w:startOverride w:val="2"/>
+    </w:lvlOverride>
+    <w:lvlOverride w:ilvl="3">
+      <w:startOverride w:val="2"/>
+    </w:lvlOverride>
+    <w:lvlOverride w:ilvl="4">
+      <w:startOverride w:val="2"/>
+    </w:lvlOverride>
+    <w:lvlOverride w:ilvl="5">
+      <w:startOverride w:val="2"/>
+    </w:lvlOverride>
+    <w:lvlOverride w:ilvl="6">
+      <w:startOverride w:val="2"/>
+    </w:lvlOverride>
+    <w:lvlOverride w:ilvl="7">
+      <w:startOverride w:val="2"/>
+    </w:lvlOverride>
+    <w:lvlOverride w:ilvl="8">
+      <w:startOverride w:val="2"/>
+    </w:lvlOverride>
   </w:num>
 </w:numbering>
 </file>
